--- a/info files.docx
+++ b/info files.docx
@@ -2946,6 +2946,7 @@
         <w:t>Reply with your current client/src/services/api.js, Products.jsx, and ProductDetails.jsx, and I’ll convert them to the real Atlas API flow exactly for your project structure.</w:t>
       </w:r>
     </w:p>
+    <w:p/>
     <w:p/>
     <w:sectPr>
       <w:pgSz w:w="12240" w:h="15840"/>
@@ -4083,6 +4084,155 @@
     <w:nsid w:val="6CCA50B8"/>
     <w:multiLevelType w:val="multilevel"/>
     <w:tmpl w:val="E412184A"/>
+    <w:lvl w:ilvl="0">
+      <w:start w:val="1"/>
+      <w:numFmt w:val="bullet"/>
+      <w:lvlText w:val=""/>
+      <w:lvlJc w:val="left"/>
+      <w:pPr>
+        <w:tabs>
+          <w:tab w:val="num" w:pos="720"/>
+        </w:tabs>
+        <w:ind w:left="720" w:hanging="360"/>
+      </w:pPr>
+      <w:rPr>
+        <w:rFonts w:ascii="Symbol" w:hAnsi="Symbol" w:hint="default"/>
+        <w:sz w:val="20"/>
+      </w:rPr>
+    </w:lvl>
+    <w:lvl w:ilvl="1" w:tentative="1">
+      <w:start w:val="1"/>
+      <w:numFmt w:val="bullet"/>
+      <w:lvlText w:val="o"/>
+      <w:lvlJc w:val="left"/>
+      <w:pPr>
+        <w:tabs>
+          <w:tab w:val="num" w:pos="1440"/>
+        </w:tabs>
+        <w:ind w:left="1440" w:hanging="360"/>
+      </w:pPr>
+      <w:rPr>
+        <w:rFonts w:ascii="Courier New" w:hAnsi="Courier New" w:hint="default"/>
+        <w:sz w:val="20"/>
+      </w:rPr>
+    </w:lvl>
+    <w:lvl w:ilvl="2" w:tentative="1">
+      <w:start w:val="1"/>
+      <w:numFmt w:val="bullet"/>
+      <w:lvlText w:val=""/>
+      <w:lvlJc w:val="left"/>
+      <w:pPr>
+        <w:tabs>
+          <w:tab w:val="num" w:pos="2160"/>
+        </w:tabs>
+        <w:ind w:left="2160" w:hanging="360"/>
+      </w:pPr>
+      <w:rPr>
+        <w:rFonts w:ascii="Wingdings" w:hAnsi="Wingdings" w:hint="default"/>
+        <w:sz w:val="20"/>
+      </w:rPr>
+    </w:lvl>
+    <w:lvl w:ilvl="3" w:tentative="1">
+      <w:start w:val="1"/>
+      <w:numFmt w:val="bullet"/>
+      <w:lvlText w:val=""/>
+      <w:lvlJc w:val="left"/>
+      <w:pPr>
+        <w:tabs>
+          <w:tab w:val="num" w:pos="2880"/>
+        </w:tabs>
+        <w:ind w:left="2880" w:hanging="360"/>
+      </w:pPr>
+      <w:rPr>
+        <w:rFonts w:ascii="Wingdings" w:hAnsi="Wingdings" w:hint="default"/>
+        <w:sz w:val="20"/>
+      </w:rPr>
+    </w:lvl>
+    <w:lvl w:ilvl="4" w:tentative="1">
+      <w:start w:val="1"/>
+      <w:numFmt w:val="bullet"/>
+      <w:lvlText w:val=""/>
+      <w:lvlJc w:val="left"/>
+      <w:pPr>
+        <w:tabs>
+          <w:tab w:val="num" w:pos="3600"/>
+        </w:tabs>
+        <w:ind w:left="3600" w:hanging="360"/>
+      </w:pPr>
+      <w:rPr>
+        <w:rFonts w:ascii="Wingdings" w:hAnsi="Wingdings" w:hint="default"/>
+        <w:sz w:val="20"/>
+      </w:rPr>
+    </w:lvl>
+    <w:lvl w:ilvl="5" w:tentative="1">
+      <w:start w:val="1"/>
+      <w:numFmt w:val="bullet"/>
+      <w:lvlText w:val=""/>
+      <w:lvlJc w:val="left"/>
+      <w:pPr>
+        <w:tabs>
+          <w:tab w:val="num" w:pos="4320"/>
+        </w:tabs>
+        <w:ind w:left="4320" w:hanging="360"/>
+      </w:pPr>
+      <w:rPr>
+        <w:rFonts w:ascii="Wingdings" w:hAnsi="Wingdings" w:hint="default"/>
+        <w:sz w:val="20"/>
+      </w:rPr>
+    </w:lvl>
+    <w:lvl w:ilvl="6" w:tentative="1">
+      <w:start w:val="1"/>
+      <w:numFmt w:val="bullet"/>
+      <w:lvlText w:val=""/>
+      <w:lvlJc w:val="left"/>
+      <w:pPr>
+        <w:tabs>
+          <w:tab w:val="num" w:pos="5040"/>
+        </w:tabs>
+        <w:ind w:left="5040" w:hanging="360"/>
+      </w:pPr>
+      <w:rPr>
+        <w:rFonts w:ascii="Wingdings" w:hAnsi="Wingdings" w:hint="default"/>
+        <w:sz w:val="20"/>
+      </w:rPr>
+    </w:lvl>
+    <w:lvl w:ilvl="7" w:tentative="1">
+      <w:start w:val="1"/>
+      <w:numFmt w:val="bullet"/>
+      <w:lvlText w:val=""/>
+      <w:lvlJc w:val="left"/>
+      <w:pPr>
+        <w:tabs>
+          <w:tab w:val="num" w:pos="5760"/>
+        </w:tabs>
+        <w:ind w:left="5760" w:hanging="360"/>
+      </w:pPr>
+      <w:rPr>
+        <w:rFonts w:ascii="Wingdings" w:hAnsi="Wingdings" w:hint="default"/>
+        <w:sz w:val="20"/>
+      </w:rPr>
+    </w:lvl>
+    <w:lvl w:ilvl="8" w:tentative="1">
+      <w:start w:val="1"/>
+      <w:numFmt w:val="bullet"/>
+      <w:lvlText w:val=""/>
+      <w:lvlJc w:val="left"/>
+      <w:pPr>
+        <w:tabs>
+          <w:tab w:val="num" w:pos="6480"/>
+        </w:tabs>
+        <w:ind w:left="6480" w:hanging="360"/>
+      </w:pPr>
+      <w:rPr>
+        <w:rFonts w:ascii="Wingdings" w:hAnsi="Wingdings" w:hint="default"/>
+        <w:sz w:val="20"/>
+      </w:rPr>
+    </w:lvl>
+  </w:abstractNum>
+  <w:abstractNum w:abstractNumId="9" w15:restartNumberingAfterBreak="0">
+    <w:nsid w:val="7BD97B59"/>
+    <w:multiLevelType w:val="multilevel"/>
+    <w:tmpl w:val="A49A169C"/>
     <w:lvl w:ilvl="0">
       <w:start w:val="1"/>
       <w:numFmt w:val="bullet"/>
@@ -4254,6 +4404,9 @@
   </w:num>
   <w:num w:numId="9" w16cid:durableId="985430952">
     <w:abstractNumId w:val="2"/>
+  </w:num>
+  <w:num w:numId="10" w16cid:durableId="1471047751">
+    <w:abstractNumId w:val="9"/>
   </w:num>
 </w:numbering>
 </file>

--- a/info files.docx
+++ b/info files.docx
@@ -2840,113 +2840,1444 @@
     </w:p>
     <w:p>
       <w:r>
-        <w:t>Start with only these files first:</w:t>
+        <w:t>Reply with your current client/src/services/api.js, Products.jsx, and ProductDetails.jsx, and I’ll convert them to the real Atlas API flow exactly for your project structure.</w:t>
+      </w:r>
+    </w:p>
+    <w:p/>
+    <w:p/>
+    <w:p/>
+    <w:p/>
+    <w:p/>
+    <w:p/>
+    <w:p/>
+    <w:p/>
+    <w:p/>
+    <w:p/>
+    <w:p/>
+    <w:p/>
+    <w:p/>
+    <w:p>
+      <w:pPr>
+        <w:rPr>
+          <w:b/>
+          <w:bCs/>
+        </w:rPr>
+      </w:pPr>
+      <w:r>
+        <w:rPr>
+          <w:b/>
+          <w:bCs/>
+        </w:rPr>
+        <w:lastRenderedPageBreak/>
+        <w:t>Step 15: Update Products.jsx</w:t>
+      </w:r>
+    </w:p>
+    <w:p>
+      <w:r>
+        <w:t>This is where your products page must stop using static/local arrays.</w:t>
+      </w:r>
+    </w:p>
+    <w:p>
+      <w:pPr>
+        <w:rPr>
+          <w:b/>
+          <w:bCs/>
+        </w:rPr>
+      </w:pPr>
+      <w:r>
+        <w:rPr>
+          <w:b/>
+          <w:bCs/>
+        </w:rPr>
+        <w:t>What needs to change</w:t>
+      </w:r>
+    </w:p>
+    <w:p>
+      <w:r>
+        <w:t>Your current Products.jsx probably does one of these:</w:t>
       </w:r>
     </w:p>
     <w:p>
       <w:pPr>
         <w:numPr>
           <w:ilvl w:val="0"/>
-          <w:numId w:val="9"/>
+          <w:numId w:val="11"/>
         </w:numPr>
       </w:pPr>
       <w:r>
-        <w:t xml:space="preserve">server/package.json </w:t>
+        <w:t xml:space="preserve">imports static data from a local file </w:t>
       </w:r>
     </w:p>
     <w:p>
       <w:pPr>
         <w:numPr>
           <w:ilvl w:val="0"/>
-          <w:numId w:val="9"/>
+          <w:numId w:val="11"/>
         </w:numPr>
       </w:pPr>
       <w:r>
-        <w:t xml:space="preserve">server/.env </w:t>
+        <w:t xml:space="preserve">maps hardcoded products </w:t>
       </w:r>
     </w:p>
     <w:p>
       <w:pPr>
         <w:numPr>
           <w:ilvl w:val="0"/>
-          <w:numId w:val="9"/>
+          <w:numId w:val="11"/>
         </w:numPr>
       </w:pPr>
       <w:r>
-        <w:t xml:space="preserve">server/src/config/db.js </w:t>
+        <w:t xml:space="preserve">uses fake IDs like 1, 2, 3 </w:t>
+      </w:r>
+    </w:p>
+    <w:p>
+      <w:r>
+        <w:t>You need to change it so it:</w:t>
       </w:r>
     </w:p>
     <w:p>
       <w:pPr>
         <w:numPr>
           <w:ilvl w:val="0"/>
-          <w:numId w:val="9"/>
+          <w:numId w:val="12"/>
         </w:numPr>
       </w:pPr>
       <w:r>
-        <w:t xml:space="preserve">server/src/models/Product.js </w:t>
+        <w:t xml:space="preserve">fetches products from API </w:t>
       </w:r>
     </w:p>
     <w:p>
       <w:pPr>
         <w:numPr>
           <w:ilvl w:val="0"/>
-          <w:numId w:val="9"/>
+          <w:numId w:val="12"/>
         </w:numPr>
       </w:pPr>
       <w:r>
-        <w:t xml:space="preserve">server/src/controllers/productController.js </w:t>
+        <w:t xml:space="preserve">stores them in state </w:t>
       </w:r>
     </w:p>
     <w:p>
       <w:pPr>
         <w:numPr>
           <w:ilvl w:val="0"/>
-          <w:numId w:val="9"/>
+          <w:numId w:val="12"/>
         </w:numPr>
       </w:pPr>
       <w:r>
-        <w:t xml:space="preserve">server/src/routes/productRoutes.js </w:t>
+        <w:t xml:space="preserve">renders them </w:t>
       </w:r>
     </w:p>
     <w:p>
       <w:pPr>
         <w:numPr>
           <w:ilvl w:val="0"/>
-          <w:numId w:val="9"/>
+          <w:numId w:val="12"/>
         </w:numPr>
       </w:pPr>
       <w:r>
-        <w:t xml:space="preserve">server/src/app.js </w:t>
+        <w:t xml:space="preserve">links with product._id </w:t>
+      </w:r>
+    </w:p>
+    <w:p>
+      <w:r>
+        <w:pict w14:anchorId="6556E01B">
+          <v:rect id="_x0000_i1274" style="width:0;height:1.5pt" o:hralign="center" o:hrstd="t" o:hr="t" fillcolor="#a0a0a0" stroked="f"/>
+        </w:pict>
+      </w:r>
+    </w:p>
+    <w:p>
+      <w:pPr>
+        <w:rPr>
+          <w:b/>
+          <w:bCs/>
+        </w:rPr>
+      </w:pPr>
+      <w:r>
+        <w:rPr>
+          <w:b/>
+          <w:bCs/>
+        </w:rPr>
+        <w:t>Basic structure you need in Products.jsx</w:t>
+      </w:r>
+    </w:p>
+    <w:p>
+      <w:r>
+        <w:t>Use this pattern:</w:t>
+      </w:r>
+    </w:p>
+    <w:p>
+      <w:r>
+        <w:t>import React, { useEffect, useState } from "react";</w:t>
+      </w:r>
+      <w:r>
+        <w:br/>
+        <w:t>import { Link } from "react-router-dom";</w:t>
+      </w:r>
+      <w:r>
+        <w:br/>
+        <w:t>import { getAllProducts } from "../../services/productService";</w:t>
+      </w:r>
+      <w:r>
+        <w:br/>
+      </w:r>
+      <w:r>
+        <w:br/>
+        <w:t>const Products = () =&gt; {</w:t>
+      </w:r>
+      <w:r>
+        <w:br/>
+        <w:t xml:space="preserve">  const [products, setProducts] = useState([]);</w:t>
+      </w:r>
+      <w:r>
+        <w:br/>
+        <w:t xml:space="preserve">  const [loading, setLoading] = useState(true);</w:t>
+      </w:r>
+      <w:r>
+        <w:br/>
+        <w:t xml:space="preserve">  const [error, setError] = useState("");</w:t>
+      </w:r>
+      <w:r>
+        <w:br/>
+      </w:r>
+      <w:r>
+        <w:br/>
+        <w:t xml:space="preserve">  useEffect(() =&gt; {</w:t>
+      </w:r>
+      <w:r>
+        <w:br/>
+        <w:t xml:space="preserve">    const fetchProducts = async () =&gt; {</w:t>
+      </w:r>
+      <w:r>
+        <w:br/>
+        <w:t xml:space="preserve">      try {</w:t>
+      </w:r>
+      <w:r>
+        <w:br/>
+        <w:t xml:space="preserve">        const data = await getAllProducts();</w:t>
+      </w:r>
+      <w:r>
+        <w:br/>
+        <w:t xml:space="preserve">        setProducts(data);</w:t>
+      </w:r>
+      <w:r>
+        <w:br/>
+        <w:t xml:space="preserve">      } catch (err) {</w:t>
+      </w:r>
+      <w:r>
+        <w:br/>
+        <w:t xml:space="preserve">        setError("Failed to load products");</w:t>
+      </w:r>
+      <w:r>
+        <w:br/>
+      </w:r>
+      <w:r>
+        <w:lastRenderedPageBreak/>
+        <w:t xml:space="preserve">      } finally {</w:t>
+      </w:r>
+      <w:r>
+        <w:br/>
+        <w:t xml:space="preserve">        setLoading(false);</w:t>
+      </w:r>
+      <w:r>
+        <w:br/>
+        <w:t xml:space="preserve">      }</w:t>
+      </w:r>
+      <w:r>
+        <w:br/>
+        <w:t xml:space="preserve">    };</w:t>
+      </w:r>
+      <w:r>
+        <w:br/>
+      </w:r>
+      <w:r>
+        <w:br/>
+        <w:t xml:space="preserve">    fetchProducts();</w:t>
+      </w:r>
+      <w:r>
+        <w:br/>
+        <w:t xml:space="preserve">  }, []);</w:t>
+      </w:r>
+      <w:r>
+        <w:br/>
+      </w:r>
+      <w:r>
+        <w:br/>
+        <w:t xml:space="preserve">  if (loading) return &lt;p&gt;Loading products...&lt;/p&gt;;</w:t>
+      </w:r>
+      <w:r>
+        <w:br/>
+        <w:t xml:space="preserve">  if (error) return &lt;p&gt;{error}&lt;/p&gt;;</w:t>
+      </w:r>
+      <w:r>
+        <w:br/>
+      </w:r>
+      <w:r>
+        <w:br/>
+        <w:t xml:space="preserve">  return (</w:t>
+      </w:r>
+      <w:r>
+        <w:br/>
+        <w:t xml:space="preserve">    &lt;div&gt;</w:t>
+      </w:r>
+      <w:r>
+        <w:br/>
+        <w:t xml:space="preserve">      {products.map((product) =&gt; (</w:t>
+      </w:r>
+      <w:r>
+        <w:br/>
+        <w:t xml:space="preserve">        &lt;div key={product._id}&gt;</w:t>
+      </w:r>
+      <w:r>
+        <w:br/>
+        <w:t xml:space="preserve">          &lt;Link to={`/products/${product._id}`}&gt;</w:t>
+      </w:r>
+      <w:r>
+        <w:br/>
+        <w:t xml:space="preserve">            &lt;img src={product.image} alt={product.title} /&gt;</w:t>
+      </w:r>
+      <w:r>
+        <w:br/>
+        <w:t xml:space="preserve">            &lt;h3&gt;{product.title}&lt;/h3&gt;</w:t>
+      </w:r>
+      <w:r>
+        <w:br/>
+        <w:t xml:space="preserve">            &lt;p&gt;{product.price}&lt;/p&gt;</w:t>
+      </w:r>
+      <w:r>
+        <w:br/>
+        <w:t xml:space="preserve">          &lt;/Link&gt;</w:t>
+      </w:r>
+      <w:r>
+        <w:br/>
+        <w:t xml:space="preserve">        &lt;/div&gt;</w:t>
+      </w:r>
+      <w:r>
+        <w:br/>
+        <w:t xml:space="preserve">      ))}</w:t>
+      </w:r>
+      <w:r>
+        <w:br/>
+        <w:t xml:space="preserve">    &lt;/div&gt;</w:t>
+      </w:r>
+      <w:r>
+        <w:br/>
+        <w:t xml:space="preserve">  );</w:t>
+      </w:r>
+      <w:r>
+        <w:br/>
+        <w:t>};</w:t>
+      </w:r>
+      <w:r>
+        <w:br/>
+      </w:r>
+      <w:r>
+        <w:br/>
+        <w:t>export default Products;</w:t>
+      </w:r>
+    </w:p>
+    <w:p>
+      <w:r>
+        <w:pict w14:anchorId="50E04845">
+          <v:rect id="_x0000_i1275" style="width:0;height:1.5pt" o:hralign="center" o:hrstd="t" o:hr="t" fillcolor="#a0a0a0" stroked="f"/>
+        </w:pict>
+      </w:r>
+    </w:p>
+    <w:p>
+      <w:pPr>
+        <w:rPr>
+          <w:b/>
+          <w:bCs/>
+        </w:rPr>
+      </w:pPr>
+      <w:r>
+        <w:rPr>
+          <w:b/>
+          <w:bCs/>
+        </w:rPr>
+        <w:t>The most important change here</w:t>
+      </w:r>
+    </w:p>
+    <w:p>
+      <w:r>
+        <w:t>Old fake link:</w:t>
+      </w:r>
+    </w:p>
+    <w:p>
+      <w:r>
+        <w:t>to={`/products/${product.id}`}</w:t>
+      </w:r>
+    </w:p>
+    <w:p>
+      <w:r>
+        <w:t>New real link:</w:t>
+      </w:r>
+    </w:p>
+    <w:p>
+      <w:r>
+        <w:t>to={`/products/${product._id}`}</w:t>
+      </w:r>
+    </w:p>
+    <w:p>
+      <w:r>
+        <w:t>This is critical.</w:t>
+      </w:r>
+    </w:p>
+    <w:p>
+      <w:r>
+        <w:lastRenderedPageBreak/>
+        <w:t xml:space="preserve">Because MongoDB does </w:t>
+      </w:r>
+      <w:r>
+        <w:rPr>
+          <w:b/>
+          <w:bCs/>
+        </w:rPr>
+        <w:t>not</w:t>
+      </w:r>
+      <w:r>
+        <w:t xml:space="preserve"> use your old frontend IDs.</w:t>
+      </w:r>
+    </w:p>
+    <w:p>
+      <w:r>
+        <w:pict w14:anchorId="47415E73">
+          <v:rect id="_x0000_i1276" style="width:0;height:1.5pt" o:hralign="center" o:hrstd="t" o:hr="t" fillcolor="#a0a0a0" stroked="f"/>
+        </w:pict>
+      </w:r>
+    </w:p>
+    <w:p>
+      <w:pPr>
+        <w:rPr>
+          <w:b/>
+          <w:bCs/>
+        </w:rPr>
+      </w:pPr>
+      <w:r>
+        <w:rPr>
+          <w:b/>
+          <w:bCs/>
+        </w:rPr>
+        <w:t>Step 16: Update ProductDetails.jsx</w:t>
+      </w:r>
+    </w:p>
+    <w:p>
+      <w:r>
+        <w:t>This is the most important frontend file now.</w:t>
+      </w:r>
+    </w:p>
+    <w:p>
+      <w:r>
+        <w:t>Your product details page must:</w:t>
       </w:r>
     </w:p>
     <w:p>
       <w:pPr>
         <w:numPr>
           <w:ilvl w:val="0"/>
-          <w:numId w:val="9"/>
+          <w:numId w:val="13"/>
         </w:numPr>
       </w:pPr>
       <w:r>
-        <w:t xml:space="preserve">server/src/server.js </w:t>
-      </w:r>
-    </w:p>
-    <w:p>
-      <w:r>
-        <w:t>Run backend, confirm /api/products works, then create seed data.</w:t>
-      </w:r>
-    </w:p>
-    <w:p>
-      <w:r>
-        <w:t>After that, update the frontend.</w:t>
-      </w:r>
-    </w:p>
-    <w:p>
-      <w:r>
-        <w:t>Reply with your current client/src/services/api.js, Products.jsx, and ProductDetails.jsx, and I’ll convert them to the real Atlas API flow exactly for your project structure.</w:t>
-      </w:r>
-    </w:p>
-    <w:p/>
+        <w:t xml:space="preserve">get the route param from URL </w:t>
+      </w:r>
+    </w:p>
+    <w:p>
+      <w:pPr>
+        <w:numPr>
+          <w:ilvl w:val="0"/>
+          <w:numId w:val="13"/>
+        </w:numPr>
+      </w:pPr>
+      <w:r>
+        <w:t xml:space="preserve">call backend with that _id </w:t>
+      </w:r>
+    </w:p>
+    <w:p>
+      <w:pPr>
+        <w:numPr>
+          <w:ilvl w:val="0"/>
+          <w:numId w:val="13"/>
+        </w:numPr>
+      </w:pPr>
+      <w:r>
+        <w:t xml:space="preserve">render the real product </w:t>
+      </w:r>
+    </w:p>
+    <w:p>
+      <w:r>
+        <w:pict w14:anchorId="31D14462">
+          <v:rect id="_x0000_i1277" style="width:0;height:1.5pt" o:hralign="center" o:hrstd="t" o:hr="t" fillcolor="#a0a0a0" stroked="f"/>
+        </w:pict>
+      </w:r>
+    </w:p>
+    <w:p>
+      <w:pPr>
+        <w:rPr>
+          <w:b/>
+          <w:bCs/>
+        </w:rPr>
+      </w:pPr>
+      <w:r>
+        <w:rPr>
+          <w:b/>
+          <w:bCs/>
+        </w:rPr>
+        <w:t>Basic structure for ProductDetails.jsx</w:t>
+      </w:r>
+    </w:p>
+    <w:p>
+      <w:r>
+        <w:t>Use this pattern:</w:t>
+      </w:r>
+    </w:p>
+    <w:p>
+      <w:r>
+        <w:t>import React, { useEffect, useState } from "react";</w:t>
+      </w:r>
+      <w:r>
+        <w:br/>
+        <w:t>import { useParams } from "react-router-dom";</w:t>
+      </w:r>
+      <w:r>
+        <w:br/>
+        <w:t>import { getProductById } from "../../services/productService";</w:t>
+      </w:r>
+      <w:r>
+        <w:br/>
+      </w:r>
+      <w:r>
+        <w:br/>
+        <w:t>const ProductDetails = () =&gt; {</w:t>
+      </w:r>
+      <w:r>
+        <w:br/>
+        <w:t xml:space="preserve">  const { id } = useParams();</w:t>
+      </w:r>
+      <w:r>
+        <w:br/>
+      </w:r>
+      <w:r>
+        <w:br/>
+        <w:t xml:space="preserve">  const [product, setProduct] = useState(null);</w:t>
+      </w:r>
+      <w:r>
+        <w:br/>
+        <w:t xml:space="preserve">  const [loading, setLoading] = useState(true);</w:t>
+      </w:r>
+      <w:r>
+        <w:br/>
+        <w:t xml:space="preserve">  const [error, setError] = useState("");</w:t>
+      </w:r>
+      <w:r>
+        <w:br/>
+      </w:r>
+      <w:r>
+        <w:br/>
+        <w:t xml:space="preserve">  useEffect(() =&gt; {</w:t>
+      </w:r>
+      <w:r>
+        <w:br/>
+        <w:t xml:space="preserve">    const fetchProduct = async () =&gt; {</w:t>
+      </w:r>
+      <w:r>
+        <w:br/>
+        <w:t xml:space="preserve">      try {</w:t>
+      </w:r>
+      <w:r>
+        <w:br/>
+        <w:t xml:space="preserve">        const data = await getProductById(id);</w:t>
+      </w:r>
+      <w:r>
+        <w:br/>
+        <w:t xml:space="preserve">        setProduct(data);</w:t>
+      </w:r>
+      <w:r>
+        <w:br/>
+        <w:t xml:space="preserve">      } catch (err) {</w:t>
+      </w:r>
+      <w:r>
+        <w:br/>
+        <w:t xml:space="preserve">        setError("Failed to load product");</w:t>
+      </w:r>
+      <w:r>
+        <w:br/>
+        <w:t xml:space="preserve">      } finally {</w:t>
+      </w:r>
+      <w:r>
+        <w:br/>
+        <w:t xml:space="preserve">        setLoading(false);</w:t>
+      </w:r>
+      <w:r>
+        <w:br/>
+        <w:t xml:space="preserve">      }</w:t>
+      </w:r>
+      <w:r>
+        <w:br/>
+        <w:t xml:space="preserve">    };</w:t>
+      </w:r>
+      <w:r>
+        <w:br/>
+      </w:r>
+      <w:r>
+        <w:lastRenderedPageBreak/>
+        <w:br/>
+        <w:t xml:space="preserve">    if (id) {</w:t>
+      </w:r>
+      <w:r>
+        <w:br/>
+        <w:t xml:space="preserve">      fetchProduct();</w:t>
+      </w:r>
+      <w:r>
+        <w:br/>
+        <w:t xml:space="preserve">    }</w:t>
+      </w:r>
+      <w:r>
+        <w:br/>
+        <w:t xml:space="preserve">  }, [id]);</w:t>
+      </w:r>
+      <w:r>
+        <w:br/>
+      </w:r>
+      <w:r>
+        <w:br/>
+        <w:t xml:space="preserve">  if (loading) return &lt;p&gt;Loading product...&lt;/p&gt;;</w:t>
+      </w:r>
+      <w:r>
+        <w:br/>
+        <w:t xml:space="preserve">  if (error) return &lt;p&gt;{error}&lt;/p&gt;;</w:t>
+      </w:r>
+      <w:r>
+        <w:br/>
+        <w:t xml:space="preserve">  if (!product) return &lt;p&gt;Product not found&lt;/p&gt;;</w:t>
+      </w:r>
+      <w:r>
+        <w:br/>
+      </w:r>
+      <w:r>
+        <w:br/>
+        <w:t xml:space="preserve">  return (</w:t>
+      </w:r>
+      <w:r>
+        <w:br/>
+        <w:t xml:space="preserve">    &lt;div&gt;</w:t>
+      </w:r>
+      <w:r>
+        <w:br/>
+        <w:t xml:space="preserve">      &lt;img src={product.image} alt={product.title} /&gt;</w:t>
+      </w:r>
+      <w:r>
+        <w:br/>
+        <w:t xml:space="preserve">      &lt;h1&gt;{product.title}&lt;/h1&gt;</w:t>
+      </w:r>
+      <w:r>
+        <w:br/>
+        <w:t xml:space="preserve">      &lt;p&gt;{product.price}&lt;/p&gt;</w:t>
+      </w:r>
+      <w:r>
+        <w:br/>
+        <w:t xml:space="preserve">      &lt;p&gt;{product.description}&lt;/p&gt;</w:t>
+      </w:r>
+      <w:r>
+        <w:br/>
+        <w:t xml:space="preserve">    &lt;/div&gt;</w:t>
+      </w:r>
+      <w:r>
+        <w:br/>
+        <w:t xml:space="preserve">  );</w:t>
+      </w:r>
+      <w:r>
+        <w:br/>
+        <w:t>};</w:t>
+      </w:r>
+      <w:r>
+        <w:br/>
+      </w:r>
+      <w:r>
+        <w:br/>
+        <w:t>export default ProductDetails;</w:t>
+      </w:r>
+    </w:p>
+    <w:p>
+      <w:r>
+        <w:pict w14:anchorId="44393EF0">
+          <v:rect id="_x0000_i1278" style="width:0;height:1.5pt" o:hralign="center" o:hrstd="t" o:hr="t" fillcolor="#a0a0a0" stroked="f"/>
+        </w:pict>
+      </w:r>
+    </w:p>
+    <w:p>
+      <w:pPr>
+        <w:rPr>
+          <w:b/>
+          <w:bCs/>
+        </w:rPr>
+      </w:pPr>
+      <w:r>
+        <w:rPr>
+          <w:b/>
+          <w:bCs/>
+        </w:rPr>
+        <w:t>Very important</w:t>
+      </w:r>
+    </w:p>
+    <w:p>
+      <w:r>
+        <w:t>This line:</w:t>
+      </w:r>
+    </w:p>
+    <w:p>
+      <w:r>
+        <w:t>const { id } = useParams();</w:t>
+      </w:r>
+    </w:p>
+    <w:p>
+      <w:r>
+        <w:t>gets the MongoDB _id from the URL.</w:t>
+      </w:r>
+    </w:p>
+    <w:p>
+      <w:r>
+        <w:t>Then this line:</w:t>
+      </w:r>
+    </w:p>
+    <w:p>
+      <w:r>
+        <w:t>const data = await getProductById(id);</w:t>
+      </w:r>
+    </w:p>
+    <w:p>
+      <w:r>
+        <w:t>fetches the real product from backend.</w:t>
+      </w:r>
+    </w:p>
+    <w:p>
+      <w:r>
+        <w:pict w14:anchorId="63306722">
+          <v:rect id="_x0000_i1279" style="width:0;height:1.5pt" o:hralign="center" o:hrstd="t" o:hr="t" fillcolor="#a0a0a0" stroked="f"/>
+        </w:pict>
+      </w:r>
+    </w:p>
+    <w:p>
+      <w:pPr>
+        <w:rPr>
+          <w:b/>
+          <w:bCs/>
+        </w:rPr>
+      </w:pPr>
+      <w:r>
+        <w:rPr>
+          <w:b/>
+          <w:bCs/>
+        </w:rPr>
+        <w:t>Step 17: Check your route setup in React</w:t>
+      </w:r>
+    </w:p>
+    <w:p>
+      <w:r>
+        <w:t>Your frontend router must match this pattern:</w:t>
+      </w:r>
+    </w:p>
+    <w:p>
+      <w:r>
+        <w:lastRenderedPageBreak/>
+        <w:t>&lt;Route path="/products/:id" element={&lt;ProductDetails /&gt;} /&gt;</w:t>
+      </w:r>
+    </w:p>
+    <w:p>
+      <w:r>
+        <w:t>If your route is different, useParams() may not get the value correctly.</w:t>
+      </w:r>
+    </w:p>
+    <w:p>
+      <w:r>
+        <w:t>So check your route file and make sure product details route is something like:</w:t>
+      </w:r>
+    </w:p>
+    <w:p>
+      <w:r>
+        <w:t>/products/:id</w:t>
+      </w:r>
+    </w:p>
+    <w:p>
+      <w:r>
+        <w:pict w14:anchorId="52F17D69">
+          <v:rect id="_x0000_i1280" style="width:0;height:1.5pt" o:hralign="center" o:hrstd="t" o:hr="t" fillcolor="#a0a0a0" stroked="f"/>
+        </w:pict>
+      </w:r>
+    </w:p>
+    <w:p>
+      <w:pPr>
+        <w:rPr>
+          <w:b/>
+          <w:bCs/>
+        </w:rPr>
+      </w:pPr>
+      <w:r>
+        <w:rPr>
+          <w:b/>
+          <w:bCs/>
+        </w:rPr>
+        <w:t>Step 18: Update Home page sections too</w:t>
+      </w:r>
+    </w:p>
+    <w:p>
+      <w:r>
+        <w:t>If your Home page has:</w:t>
+      </w:r>
+    </w:p>
+    <w:p>
+      <w:pPr>
+        <w:numPr>
+          <w:ilvl w:val="0"/>
+          <w:numId w:val="14"/>
+        </w:numPr>
+      </w:pPr>
+      <w:r>
+        <w:t xml:space="preserve">featured products </w:t>
+      </w:r>
+    </w:p>
+    <w:p>
+      <w:pPr>
+        <w:numPr>
+          <w:ilvl w:val="0"/>
+          <w:numId w:val="14"/>
+        </w:numPr>
+      </w:pPr>
+      <w:r>
+        <w:t xml:space="preserve">recommended products </w:t>
+      </w:r>
+    </w:p>
+    <w:p>
+      <w:pPr>
+        <w:numPr>
+          <w:ilvl w:val="0"/>
+          <w:numId w:val="14"/>
+        </w:numPr>
+      </w:pPr>
+      <w:r>
+        <w:t xml:space="preserve">related products </w:t>
+      </w:r>
+    </w:p>
+    <w:p>
+      <w:pPr>
+        <w:numPr>
+          <w:ilvl w:val="0"/>
+          <w:numId w:val="14"/>
+        </w:numPr>
+      </w:pPr>
+      <w:r>
+        <w:t xml:space="preserve">deals/products sections </w:t>
+      </w:r>
+    </w:p>
+    <w:p>
+      <w:r>
+        <w:t>and they still use local arrays, then those sections will keep showing fake data.</w:t>
+      </w:r>
+    </w:p>
+    <w:p>
+      <w:r>
+        <w:t>So after Products.jsx works, update those sections to also fetch from backend.</w:t>
+      </w:r>
+    </w:p>
+    <w:p>
+      <w:r>
+        <w:t>You can do that later, but Products.jsx and ProductDetails.jsx should be fixed first.</w:t>
+      </w:r>
+    </w:p>
+    <w:p>
+      <w:r>
+        <w:pict w14:anchorId="1564FADE">
+          <v:rect id="_x0000_i1281" style="width:0;height:1.5pt" o:hralign="center" o:hrstd="t" o:hr="t" fillcolor="#a0a0a0" stroked="f"/>
+        </w:pict>
+      </w:r>
+    </w:p>
+    <w:p>
+      <w:pPr>
+        <w:rPr>
+          <w:b/>
+          <w:bCs/>
+        </w:rPr>
+      </w:pPr>
+      <w:r>
+        <w:rPr>
+          <w:b/>
+          <w:bCs/>
+        </w:rPr>
+        <w:t>Best migration order for you now</w:t>
+      </w:r>
+    </w:p>
+    <w:p>
+      <w:r>
+        <w:t>Do it exactly like this:</w:t>
+      </w:r>
+    </w:p>
+    <w:p>
+      <w:pPr>
+        <w:rPr>
+          <w:b/>
+          <w:bCs/>
+        </w:rPr>
+      </w:pPr>
+      <w:r>
+        <w:rPr>
+          <w:b/>
+          <w:bCs/>
+        </w:rPr>
+        <w:t>1</w:t>
+      </w:r>
+    </w:p>
+    <w:p>
+      <w:r>
+        <w:t>Create/update:</w:t>
+      </w:r>
+    </w:p>
+    <w:p>
+      <w:r>
+        <w:t>client/src/services/api.js</w:t>
+      </w:r>
+    </w:p>
+    <w:p>
+      <w:pPr>
+        <w:rPr>
+          <w:b/>
+          <w:bCs/>
+        </w:rPr>
+      </w:pPr>
+      <w:r>
+        <w:rPr>
+          <w:b/>
+          <w:bCs/>
+        </w:rPr>
+        <w:t>2</w:t>
+      </w:r>
+    </w:p>
+    <w:p>
+      <w:r>
+        <w:t>Update:</w:t>
+      </w:r>
+    </w:p>
+    <w:p>
+      <w:r>
+        <w:t>client/src/services/productService.js</w:t>
+      </w:r>
+    </w:p>
+    <w:p>
+      <w:pPr>
+        <w:rPr>
+          <w:b/>
+          <w:bCs/>
+        </w:rPr>
+      </w:pPr>
+      <w:r>
+        <w:rPr>
+          <w:b/>
+          <w:bCs/>
+        </w:rPr>
+        <w:t>3</w:t>
+      </w:r>
+    </w:p>
+    <w:p>
+      <w:r>
+        <w:t>Update Products.jsx so it:</w:t>
+      </w:r>
+    </w:p>
+    <w:p>
+      <w:pPr>
+        <w:numPr>
+          <w:ilvl w:val="0"/>
+          <w:numId w:val="15"/>
+        </w:numPr>
+      </w:pPr>
+      <w:r>
+        <w:t xml:space="preserve">fetches from API </w:t>
+      </w:r>
+    </w:p>
+    <w:p>
+      <w:pPr>
+        <w:numPr>
+          <w:ilvl w:val="0"/>
+          <w:numId w:val="15"/>
+        </w:numPr>
+      </w:pPr>
+      <w:r>
+        <w:lastRenderedPageBreak/>
+        <w:t xml:space="preserve">maps products </w:t>
+      </w:r>
+    </w:p>
+    <w:p>
+      <w:pPr>
+        <w:numPr>
+          <w:ilvl w:val="0"/>
+          <w:numId w:val="15"/>
+        </w:numPr>
+      </w:pPr>
+      <w:r>
+        <w:t xml:space="preserve">uses product._id </w:t>
+      </w:r>
+    </w:p>
+    <w:p>
+      <w:pPr>
+        <w:rPr>
+          <w:b/>
+          <w:bCs/>
+        </w:rPr>
+      </w:pPr>
+      <w:r>
+        <w:rPr>
+          <w:b/>
+          <w:bCs/>
+        </w:rPr>
+        <w:t>4</w:t>
+      </w:r>
+    </w:p>
+    <w:p>
+      <w:r>
+        <w:t>Update ProductDetails.jsx so it:</w:t>
+      </w:r>
+    </w:p>
+    <w:p>
+      <w:pPr>
+        <w:numPr>
+          <w:ilvl w:val="0"/>
+          <w:numId w:val="16"/>
+        </w:numPr>
+      </w:pPr>
+      <w:r>
+        <w:t xml:space="preserve">reads URL param </w:t>
+      </w:r>
+    </w:p>
+    <w:p>
+      <w:pPr>
+        <w:numPr>
+          <w:ilvl w:val="0"/>
+          <w:numId w:val="16"/>
+        </w:numPr>
+      </w:pPr>
+      <w:r>
+        <w:t xml:space="preserve">fetches by _id </w:t>
+      </w:r>
+    </w:p>
+    <w:p>
+      <w:pPr>
+        <w:numPr>
+          <w:ilvl w:val="0"/>
+          <w:numId w:val="16"/>
+        </w:numPr>
+      </w:pPr>
+      <w:r>
+        <w:t xml:space="preserve">renders real API data </w:t>
+      </w:r>
+    </w:p>
+    <w:p>
+      <w:pPr>
+        <w:rPr>
+          <w:b/>
+          <w:bCs/>
+        </w:rPr>
+      </w:pPr>
+      <w:r>
+        <w:rPr>
+          <w:b/>
+          <w:bCs/>
+        </w:rPr>
+        <w:t>5</w:t>
+      </w:r>
+    </w:p>
+    <w:p>
+      <w:r>
+        <w:t>Check React route:</w:t>
+      </w:r>
+    </w:p>
+    <w:p>
+      <w:r>
+        <w:t>/products/:id</w:t>
+      </w:r>
+    </w:p>
+    <w:p>
+      <w:pPr>
+        <w:rPr>
+          <w:b/>
+          <w:bCs/>
+        </w:rPr>
+      </w:pPr>
+      <w:r>
+        <w:rPr>
+          <w:b/>
+          <w:bCs/>
+        </w:rPr>
+        <w:t>6</w:t>
+      </w:r>
+    </w:p>
+    <w:p>
+      <w:r>
+        <w:t>Test everything</w:t>
+      </w:r>
+    </w:p>
+    <w:p>
+      <w:r>
+        <w:pict w14:anchorId="5DF8C255">
+          <v:rect id="_x0000_i1282" style="width:0;height:1.5pt" o:hralign="center" o:hrstd="t" o:hr="t" fillcolor="#a0a0a0" stroked="f"/>
+        </w:pict>
+      </w:r>
+    </w:p>
+    <w:p>
+      <w:pPr>
+        <w:rPr>
+          <w:b/>
+          <w:bCs/>
+        </w:rPr>
+      </w:pPr>
+      <w:r>
+        <w:rPr>
+          <w:b/>
+          <w:bCs/>
+        </w:rPr>
+        <w:t>How to test after updating frontend</w:t>
+      </w:r>
+    </w:p>
+    <w:p>
+      <w:r>
+        <w:t>Run both servers.</w:t>
+      </w:r>
+    </w:p>
+    <w:p>
+      <w:pPr>
+        <w:rPr>
+          <w:b/>
+          <w:bCs/>
+        </w:rPr>
+      </w:pPr>
+      <w:r>
+        <w:rPr>
+          <w:b/>
+          <w:bCs/>
+        </w:rPr>
+        <w:t>Backend</w:t>
+      </w:r>
+    </w:p>
+    <w:p>
+      <w:r>
+        <w:t>Inside server/:</w:t>
+      </w:r>
+    </w:p>
+    <w:p>
+      <w:r>
+        <w:t>npm run dev</w:t>
+      </w:r>
+    </w:p>
+    <w:p>
+      <w:pPr>
+        <w:rPr>
+          <w:b/>
+          <w:bCs/>
+        </w:rPr>
+      </w:pPr>
+      <w:r>
+        <w:rPr>
+          <w:b/>
+          <w:bCs/>
+        </w:rPr>
+        <w:t>Frontend</w:t>
+      </w:r>
+    </w:p>
+    <w:p>
+      <w:r>
+        <w:t>Inside client/:</w:t>
+      </w:r>
+    </w:p>
+    <w:p>
+      <w:r>
+        <w:t>npm run dev</w:t>
+      </w:r>
+    </w:p>
+    <w:p>
+      <w:r>
+        <w:t>Then:</w:t>
+      </w:r>
+    </w:p>
+    <w:p>
+      <w:pPr>
+        <w:numPr>
+          <w:ilvl w:val="0"/>
+          <w:numId w:val="17"/>
+        </w:numPr>
+      </w:pPr>
+      <w:r>
+        <w:t xml:space="preserve">open your products page </w:t>
+      </w:r>
+    </w:p>
+    <w:p>
+      <w:pPr>
+        <w:numPr>
+          <w:ilvl w:val="0"/>
+          <w:numId w:val="17"/>
+        </w:numPr>
+      </w:pPr>
+      <w:r>
+        <w:t xml:space="preserve">see if products are showing </w:t>
+      </w:r>
+    </w:p>
+    <w:p>
+      <w:pPr>
+        <w:numPr>
+          <w:ilvl w:val="0"/>
+          <w:numId w:val="17"/>
+        </w:numPr>
+      </w:pPr>
+      <w:r>
+        <w:t xml:space="preserve">click a product </w:t>
+      </w:r>
+    </w:p>
+    <w:p>
+      <w:pPr>
+        <w:numPr>
+          <w:ilvl w:val="0"/>
+          <w:numId w:val="17"/>
+        </w:numPr>
+      </w:pPr>
+      <w:r>
+        <w:t xml:space="preserve">check whether product details page opens correctly </w:t>
+      </w:r>
+    </w:p>
+    <w:p>
+      <w:r>
+        <w:lastRenderedPageBreak/>
+        <w:pict w14:anchorId="2B440CC0">
+          <v:rect id="_x0000_i1283" style="width:0;height:1.5pt" o:hralign="center" o:hrstd="t" o:hr="t" fillcolor="#a0a0a0" stroked="f"/>
+        </w:pict>
+      </w:r>
+    </w:p>
+    <w:p>
+      <w:pPr>
+        <w:rPr>
+          <w:b/>
+          <w:bCs/>
+        </w:rPr>
+      </w:pPr>
+      <w:r>
+        <w:rPr>
+          <w:b/>
+          <w:bCs/>
+        </w:rPr>
+        <w:t>Common frontend errors you may hit</w:t>
+      </w:r>
+    </w:p>
+    <w:p>
+      <w:pPr>
+        <w:rPr>
+          <w:b/>
+          <w:bCs/>
+        </w:rPr>
+      </w:pPr>
+      <w:r>
+        <w:rPr>
+          <w:b/>
+          <w:bCs/>
+        </w:rPr>
+        <w:t>1. Failed to fetch</w:t>
+      </w:r>
+    </w:p>
+    <w:p>
+      <w:r>
+        <w:t>Usually because:</w:t>
+      </w:r>
+    </w:p>
+    <w:p>
+      <w:pPr>
+        <w:numPr>
+          <w:ilvl w:val="0"/>
+          <w:numId w:val="18"/>
+        </w:numPr>
+      </w:pPr>
+      <w:r>
+        <w:t xml:space="preserve">backend not running </w:t>
+      </w:r>
+    </w:p>
+    <w:p>
+      <w:pPr>
+        <w:numPr>
+          <w:ilvl w:val="0"/>
+          <w:numId w:val="18"/>
+        </w:numPr>
+      </w:pPr>
+      <w:r>
+        <w:t xml:space="preserve">wrong baseURL </w:t>
+      </w:r>
+    </w:p>
+    <w:p>
+      <w:pPr>
+        <w:numPr>
+          <w:ilvl w:val="0"/>
+          <w:numId w:val="18"/>
+        </w:numPr>
+      </w:pPr>
+      <w:r>
+        <w:t xml:space="preserve">CORS issue </w:t>
+      </w:r>
+    </w:p>
+    <w:p>
+      <w:pPr>
+        <w:rPr>
+          <w:b/>
+          <w:bCs/>
+        </w:rPr>
+      </w:pPr>
+      <w:r>
+        <w:rPr>
+          <w:b/>
+          <w:bCs/>
+        </w:rPr>
+        <w:t>2. Product page opens but details page shows nothing</w:t>
+      </w:r>
+    </w:p>
+    <w:p>
+      <w:r>
+        <w:t>Usually because:</w:t>
+      </w:r>
+    </w:p>
+    <w:p>
+      <w:pPr>
+        <w:numPr>
+          <w:ilvl w:val="0"/>
+          <w:numId w:val="19"/>
+        </w:numPr>
+      </w:pPr>
+      <w:r>
+        <w:t xml:space="preserve">still using product.id instead of product._id </w:t>
+      </w:r>
+    </w:p>
+    <w:p>
+      <w:pPr>
+        <w:numPr>
+          <w:ilvl w:val="0"/>
+          <w:numId w:val="19"/>
+        </w:numPr>
+      </w:pPr>
+      <w:r>
+        <w:t xml:space="preserve">route path mismatch </w:t>
+      </w:r>
+    </w:p>
+    <w:p>
+      <w:pPr>
+        <w:numPr>
+          <w:ilvl w:val="0"/>
+          <w:numId w:val="19"/>
+        </w:numPr>
+      </w:pPr>
+      <w:r>
+        <w:t xml:space="preserve">useParams() not matching route </w:t>
+      </w:r>
+    </w:p>
+    <w:p>
+      <w:pPr>
+        <w:rPr>
+          <w:b/>
+          <w:bCs/>
+        </w:rPr>
+      </w:pPr>
+      <w:r>
+        <w:rPr>
+          <w:b/>
+          <w:bCs/>
+        </w:rPr>
+        <w:t>3. Details page shows wrong product</w:t>
+      </w:r>
+    </w:p>
+    <w:p>
+      <w:r>
+        <w:t>Usually because:</w:t>
+      </w:r>
+    </w:p>
+    <w:p>
+      <w:pPr>
+        <w:numPr>
+          <w:ilvl w:val="0"/>
+          <w:numId w:val="20"/>
+        </w:numPr>
+      </w:pPr>
+      <w:r>
+        <w:t xml:space="preserve">still using old static data </w:t>
+      </w:r>
+    </w:p>
+    <w:p>
+      <w:pPr>
+        <w:numPr>
+          <w:ilvl w:val="0"/>
+          <w:numId w:val="20"/>
+        </w:numPr>
+      </w:pPr>
+      <w:r>
+        <w:t xml:space="preserve">local fallback data is overriding API data </w:t>
+      </w:r>
+    </w:p>
+    <w:p>
+      <w:pPr>
+        <w:rPr>
+          <w:b/>
+          <w:bCs/>
+        </w:rPr>
+      </w:pPr>
+      <w:r>
+        <w:rPr>
+          <w:b/>
+          <w:bCs/>
+        </w:rPr>
+        <w:t>4. Images do not show</w:t>
+      </w:r>
+    </w:p>
+    <w:p>
+      <w:r>
+        <w:t>Because right now your backend is storing strings like:</w:t>
+      </w:r>
+    </w:p>
+    <w:p>
+      <w:r>
+        <w:t>/src/assets/electric-kattle.png</w:t>
+      </w:r>
+    </w:p>
+    <w:p>
+      <w:r>
+        <w:t>If React cannot resolve those strings in runtime, then later you may need to:</w:t>
+      </w:r>
+    </w:p>
+    <w:p>
+      <w:pPr>
+        <w:numPr>
+          <w:ilvl w:val="0"/>
+          <w:numId w:val="21"/>
+        </w:numPr>
+      </w:pPr>
+      <w:r>
+        <w:t xml:space="preserve">move images to public/ </w:t>
+      </w:r>
+    </w:p>
+    <w:p>
+      <w:pPr>
+        <w:numPr>
+          <w:ilvl w:val="0"/>
+          <w:numId w:val="21"/>
+        </w:numPr>
+      </w:pPr>
+      <w:r>
+        <w:t xml:space="preserve">or store real public URLs </w:t>
+      </w:r>
+    </w:p>
+    <w:p>
+      <w:pPr>
+        <w:numPr>
+          <w:ilvl w:val="0"/>
+          <w:numId w:val="21"/>
+        </w:numPr>
+      </w:pPr>
+      <w:r>
+        <w:t xml:space="preserve">or map image names to local imports </w:t>
+      </w:r>
+    </w:p>
+    <w:p>
+      <w:r>
+        <w:t>For now, first focus on getting text/data flow working.</w:t>
+      </w:r>
+    </w:p>
     <w:p/>
     <w:sectPr>
       <w:pgSz w:w="12240" w:h="15840"/>
@@ -3074,6 +4405,119 @@
     </w:lvl>
   </w:abstractNum>
   <w:abstractNum w:abstractNumId="1" w15:restartNumberingAfterBreak="0">
+    <w:nsid w:val="07F20A6A"/>
+    <w:multiLevelType w:val="multilevel"/>
+    <w:tmpl w:val="8BAE057C"/>
+    <w:lvl w:ilvl="0">
+      <w:start w:val="1"/>
+      <w:numFmt w:val="decimal"/>
+      <w:lvlText w:val="%1."/>
+      <w:lvlJc w:val="left"/>
+      <w:pPr>
+        <w:tabs>
+          <w:tab w:val="num" w:pos="720"/>
+        </w:tabs>
+        <w:ind w:left="720" w:hanging="360"/>
+      </w:pPr>
+    </w:lvl>
+    <w:lvl w:ilvl="1" w:tentative="1">
+      <w:start w:val="1"/>
+      <w:numFmt w:val="decimal"/>
+      <w:lvlText w:val="%2."/>
+      <w:lvlJc w:val="left"/>
+      <w:pPr>
+        <w:tabs>
+          <w:tab w:val="num" w:pos="1440"/>
+        </w:tabs>
+        <w:ind w:left="1440" w:hanging="360"/>
+      </w:pPr>
+    </w:lvl>
+    <w:lvl w:ilvl="2" w:tentative="1">
+      <w:start w:val="1"/>
+      <w:numFmt w:val="decimal"/>
+      <w:lvlText w:val="%3."/>
+      <w:lvlJc w:val="left"/>
+      <w:pPr>
+        <w:tabs>
+          <w:tab w:val="num" w:pos="2160"/>
+        </w:tabs>
+        <w:ind w:left="2160" w:hanging="360"/>
+      </w:pPr>
+    </w:lvl>
+    <w:lvl w:ilvl="3" w:tentative="1">
+      <w:start w:val="1"/>
+      <w:numFmt w:val="decimal"/>
+      <w:lvlText w:val="%4."/>
+      <w:lvlJc w:val="left"/>
+      <w:pPr>
+        <w:tabs>
+          <w:tab w:val="num" w:pos="2880"/>
+        </w:tabs>
+        <w:ind w:left="2880" w:hanging="360"/>
+      </w:pPr>
+    </w:lvl>
+    <w:lvl w:ilvl="4" w:tentative="1">
+      <w:start w:val="1"/>
+      <w:numFmt w:val="decimal"/>
+      <w:lvlText w:val="%5."/>
+      <w:lvlJc w:val="left"/>
+      <w:pPr>
+        <w:tabs>
+          <w:tab w:val="num" w:pos="3600"/>
+        </w:tabs>
+        <w:ind w:left="3600" w:hanging="360"/>
+      </w:pPr>
+    </w:lvl>
+    <w:lvl w:ilvl="5" w:tentative="1">
+      <w:start w:val="1"/>
+      <w:numFmt w:val="decimal"/>
+      <w:lvlText w:val="%6."/>
+      <w:lvlJc w:val="left"/>
+      <w:pPr>
+        <w:tabs>
+          <w:tab w:val="num" w:pos="4320"/>
+        </w:tabs>
+        <w:ind w:left="4320" w:hanging="360"/>
+      </w:pPr>
+    </w:lvl>
+    <w:lvl w:ilvl="6" w:tentative="1">
+      <w:start w:val="1"/>
+      <w:numFmt w:val="decimal"/>
+      <w:lvlText w:val="%7."/>
+      <w:lvlJc w:val="left"/>
+      <w:pPr>
+        <w:tabs>
+          <w:tab w:val="num" w:pos="5040"/>
+        </w:tabs>
+        <w:ind w:left="5040" w:hanging="360"/>
+      </w:pPr>
+    </w:lvl>
+    <w:lvl w:ilvl="7" w:tentative="1">
+      <w:start w:val="1"/>
+      <w:numFmt w:val="decimal"/>
+      <w:lvlText w:val="%8."/>
+      <w:lvlJc w:val="left"/>
+      <w:pPr>
+        <w:tabs>
+          <w:tab w:val="num" w:pos="5760"/>
+        </w:tabs>
+        <w:ind w:left="5760" w:hanging="360"/>
+      </w:pPr>
+    </w:lvl>
+    <w:lvl w:ilvl="8" w:tentative="1">
+      <w:start w:val="1"/>
+      <w:numFmt w:val="decimal"/>
+      <w:lvlText w:val="%9."/>
+      <w:lvlJc w:val="left"/>
+      <w:pPr>
+        <w:tabs>
+          <w:tab w:val="num" w:pos="6480"/>
+        </w:tabs>
+        <w:ind w:left="6480" w:hanging="360"/>
+      </w:pPr>
+    </w:lvl>
+  </w:abstractNum>
+  <w:abstractNum w:abstractNumId="2" w15:restartNumberingAfterBreak="0">
     <w:nsid w:val="0CF36F34"/>
     <w:multiLevelType w:val="multilevel"/>
     <w:tmpl w:val="D604DA42"/>
@@ -3222,7 +4666,7 @@
       </w:rPr>
     </w:lvl>
   </w:abstractNum>
-  <w:abstractNum w:abstractNumId="2" w15:restartNumberingAfterBreak="0">
+  <w:abstractNum w:abstractNumId="3" w15:restartNumberingAfterBreak="0">
     <w:nsid w:val="124D5792"/>
     <w:multiLevelType w:val="multilevel"/>
     <w:tmpl w:val="6F744FF8"/>
@@ -3371,7 +4815,305 @@
       </w:rPr>
     </w:lvl>
   </w:abstractNum>
-  <w:abstractNum w:abstractNumId="3" w15:restartNumberingAfterBreak="0">
+  <w:abstractNum w:abstractNumId="4" w15:restartNumberingAfterBreak="0">
+    <w:nsid w:val="12794E66"/>
+    <w:multiLevelType w:val="multilevel"/>
+    <w:tmpl w:val="E1B8EAEA"/>
+    <w:lvl w:ilvl="0">
+      <w:start w:val="1"/>
+      <w:numFmt w:val="bullet"/>
+      <w:lvlText w:val=""/>
+      <w:lvlJc w:val="left"/>
+      <w:pPr>
+        <w:tabs>
+          <w:tab w:val="num" w:pos="720"/>
+        </w:tabs>
+        <w:ind w:left="720" w:hanging="360"/>
+      </w:pPr>
+      <w:rPr>
+        <w:rFonts w:ascii="Symbol" w:hAnsi="Symbol" w:hint="default"/>
+        <w:sz w:val="20"/>
+      </w:rPr>
+    </w:lvl>
+    <w:lvl w:ilvl="1" w:tentative="1">
+      <w:start w:val="1"/>
+      <w:numFmt w:val="bullet"/>
+      <w:lvlText w:val="o"/>
+      <w:lvlJc w:val="left"/>
+      <w:pPr>
+        <w:tabs>
+          <w:tab w:val="num" w:pos="1440"/>
+        </w:tabs>
+        <w:ind w:left="1440" w:hanging="360"/>
+      </w:pPr>
+      <w:rPr>
+        <w:rFonts w:ascii="Courier New" w:hAnsi="Courier New" w:hint="default"/>
+        <w:sz w:val="20"/>
+      </w:rPr>
+    </w:lvl>
+    <w:lvl w:ilvl="2" w:tentative="1">
+      <w:start w:val="1"/>
+      <w:numFmt w:val="bullet"/>
+      <w:lvlText w:val=""/>
+      <w:lvlJc w:val="left"/>
+      <w:pPr>
+        <w:tabs>
+          <w:tab w:val="num" w:pos="2160"/>
+        </w:tabs>
+        <w:ind w:left="2160" w:hanging="360"/>
+      </w:pPr>
+      <w:rPr>
+        <w:rFonts w:ascii="Wingdings" w:hAnsi="Wingdings" w:hint="default"/>
+        <w:sz w:val="20"/>
+      </w:rPr>
+    </w:lvl>
+    <w:lvl w:ilvl="3" w:tentative="1">
+      <w:start w:val="1"/>
+      <w:numFmt w:val="bullet"/>
+      <w:lvlText w:val=""/>
+      <w:lvlJc w:val="left"/>
+      <w:pPr>
+        <w:tabs>
+          <w:tab w:val="num" w:pos="2880"/>
+        </w:tabs>
+        <w:ind w:left="2880" w:hanging="360"/>
+      </w:pPr>
+      <w:rPr>
+        <w:rFonts w:ascii="Wingdings" w:hAnsi="Wingdings" w:hint="default"/>
+        <w:sz w:val="20"/>
+      </w:rPr>
+    </w:lvl>
+    <w:lvl w:ilvl="4" w:tentative="1">
+      <w:start w:val="1"/>
+      <w:numFmt w:val="bullet"/>
+      <w:lvlText w:val=""/>
+      <w:lvlJc w:val="left"/>
+      <w:pPr>
+        <w:tabs>
+          <w:tab w:val="num" w:pos="3600"/>
+        </w:tabs>
+        <w:ind w:left="3600" w:hanging="360"/>
+      </w:pPr>
+      <w:rPr>
+        <w:rFonts w:ascii="Wingdings" w:hAnsi="Wingdings" w:hint="default"/>
+        <w:sz w:val="20"/>
+      </w:rPr>
+    </w:lvl>
+    <w:lvl w:ilvl="5" w:tentative="1">
+      <w:start w:val="1"/>
+      <w:numFmt w:val="bullet"/>
+      <w:lvlText w:val=""/>
+      <w:lvlJc w:val="left"/>
+      <w:pPr>
+        <w:tabs>
+          <w:tab w:val="num" w:pos="4320"/>
+        </w:tabs>
+        <w:ind w:left="4320" w:hanging="360"/>
+      </w:pPr>
+      <w:rPr>
+        <w:rFonts w:ascii="Wingdings" w:hAnsi="Wingdings" w:hint="default"/>
+        <w:sz w:val="20"/>
+      </w:rPr>
+    </w:lvl>
+    <w:lvl w:ilvl="6" w:tentative="1">
+      <w:start w:val="1"/>
+      <w:numFmt w:val="bullet"/>
+      <w:lvlText w:val=""/>
+      <w:lvlJc w:val="left"/>
+      <w:pPr>
+        <w:tabs>
+          <w:tab w:val="num" w:pos="5040"/>
+        </w:tabs>
+        <w:ind w:left="5040" w:hanging="360"/>
+      </w:pPr>
+      <w:rPr>
+        <w:rFonts w:ascii="Wingdings" w:hAnsi="Wingdings" w:hint="default"/>
+        <w:sz w:val="20"/>
+      </w:rPr>
+    </w:lvl>
+    <w:lvl w:ilvl="7" w:tentative="1">
+      <w:start w:val="1"/>
+      <w:numFmt w:val="bullet"/>
+      <w:lvlText w:val=""/>
+      <w:lvlJc w:val="left"/>
+      <w:pPr>
+        <w:tabs>
+          <w:tab w:val="num" w:pos="5760"/>
+        </w:tabs>
+        <w:ind w:left="5760" w:hanging="360"/>
+      </w:pPr>
+      <w:rPr>
+        <w:rFonts w:ascii="Wingdings" w:hAnsi="Wingdings" w:hint="default"/>
+        <w:sz w:val="20"/>
+      </w:rPr>
+    </w:lvl>
+    <w:lvl w:ilvl="8" w:tentative="1">
+      <w:start w:val="1"/>
+      <w:numFmt w:val="bullet"/>
+      <w:lvlText w:val=""/>
+      <w:lvlJc w:val="left"/>
+      <w:pPr>
+        <w:tabs>
+          <w:tab w:val="num" w:pos="6480"/>
+        </w:tabs>
+        <w:ind w:left="6480" w:hanging="360"/>
+      </w:pPr>
+      <w:rPr>
+        <w:rFonts w:ascii="Wingdings" w:hAnsi="Wingdings" w:hint="default"/>
+        <w:sz w:val="20"/>
+      </w:rPr>
+    </w:lvl>
+  </w:abstractNum>
+  <w:abstractNum w:abstractNumId="5" w15:restartNumberingAfterBreak="0">
+    <w:nsid w:val="166C5C91"/>
+    <w:multiLevelType w:val="multilevel"/>
+    <w:tmpl w:val="F5A0BB72"/>
+    <w:lvl w:ilvl="0">
+      <w:start w:val="1"/>
+      <w:numFmt w:val="bullet"/>
+      <w:lvlText w:val=""/>
+      <w:lvlJc w:val="left"/>
+      <w:pPr>
+        <w:tabs>
+          <w:tab w:val="num" w:pos="720"/>
+        </w:tabs>
+        <w:ind w:left="720" w:hanging="360"/>
+      </w:pPr>
+      <w:rPr>
+        <w:rFonts w:ascii="Symbol" w:hAnsi="Symbol" w:hint="default"/>
+        <w:sz w:val="20"/>
+      </w:rPr>
+    </w:lvl>
+    <w:lvl w:ilvl="1" w:tentative="1">
+      <w:start w:val="1"/>
+      <w:numFmt w:val="bullet"/>
+      <w:lvlText w:val="o"/>
+      <w:lvlJc w:val="left"/>
+      <w:pPr>
+        <w:tabs>
+          <w:tab w:val="num" w:pos="1440"/>
+        </w:tabs>
+        <w:ind w:left="1440" w:hanging="360"/>
+      </w:pPr>
+      <w:rPr>
+        <w:rFonts w:ascii="Courier New" w:hAnsi="Courier New" w:hint="default"/>
+        <w:sz w:val="20"/>
+      </w:rPr>
+    </w:lvl>
+    <w:lvl w:ilvl="2" w:tentative="1">
+      <w:start w:val="1"/>
+      <w:numFmt w:val="bullet"/>
+      <w:lvlText w:val=""/>
+      <w:lvlJc w:val="left"/>
+      <w:pPr>
+        <w:tabs>
+          <w:tab w:val="num" w:pos="2160"/>
+        </w:tabs>
+        <w:ind w:left="2160" w:hanging="360"/>
+      </w:pPr>
+      <w:rPr>
+        <w:rFonts w:ascii="Wingdings" w:hAnsi="Wingdings" w:hint="default"/>
+        <w:sz w:val="20"/>
+      </w:rPr>
+    </w:lvl>
+    <w:lvl w:ilvl="3" w:tentative="1">
+      <w:start w:val="1"/>
+      <w:numFmt w:val="bullet"/>
+      <w:lvlText w:val=""/>
+      <w:lvlJc w:val="left"/>
+      <w:pPr>
+        <w:tabs>
+          <w:tab w:val="num" w:pos="2880"/>
+        </w:tabs>
+        <w:ind w:left="2880" w:hanging="360"/>
+      </w:pPr>
+      <w:rPr>
+        <w:rFonts w:ascii="Wingdings" w:hAnsi="Wingdings" w:hint="default"/>
+        <w:sz w:val="20"/>
+      </w:rPr>
+    </w:lvl>
+    <w:lvl w:ilvl="4" w:tentative="1">
+      <w:start w:val="1"/>
+      <w:numFmt w:val="bullet"/>
+      <w:lvlText w:val=""/>
+      <w:lvlJc w:val="left"/>
+      <w:pPr>
+        <w:tabs>
+          <w:tab w:val="num" w:pos="3600"/>
+        </w:tabs>
+        <w:ind w:left="3600" w:hanging="360"/>
+      </w:pPr>
+      <w:rPr>
+        <w:rFonts w:ascii="Wingdings" w:hAnsi="Wingdings" w:hint="default"/>
+        <w:sz w:val="20"/>
+      </w:rPr>
+    </w:lvl>
+    <w:lvl w:ilvl="5" w:tentative="1">
+      <w:start w:val="1"/>
+      <w:numFmt w:val="bullet"/>
+      <w:lvlText w:val=""/>
+      <w:lvlJc w:val="left"/>
+      <w:pPr>
+        <w:tabs>
+          <w:tab w:val="num" w:pos="4320"/>
+        </w:tabs>
+        <w:ind w:left="4320" w:hanging="360"/>
+      </w:pPr>
+      <w:rPr>
+        <w:rFonts w:ascii="Wingdings" w:hAnsi="Wingdings" w:hint="default"/>
+        <w:sz w:val="20"/>
+      </w:rPr>
+    </w:lvl>
+    <w:lvl w:ilvl="6" w:tentative="1">
+      <w:start w:val="1"/>
+      <w:numFmt w:val="bullet"/>
+      <w:lvlText w:val=""/>
+      <w:lvlJc w:val="left"/>
+      <w:pPr>
+        <w:tabs>
+          <w:tab w:val="num" w:pos="5040"/>
+        </w:tabs>
+        <w:ind w:left="5040" w:hanging="360"/>
+      </w:pPr>
+      <w:rPr>
+        <w:rFonts w:ascii="Wingdings" w:hAnsi="Wingdings" w:hint="default"/>
+        <w:sz w:val="20"/>
+      </w:rPr>
+    </w:lvl>
+    <w:lvl w:ilvl="7" w:tentative="1">
+      <w:start w:val="1"/>
+      <w:numFmt w:val="bullet"/>
+      <w:lvlText w:val=""/>
+      <w:lvlJc w:val="left"/>
+      <w:pPr>
+        <w:tabs>
+          <w:tab w:val="num" w:pos="5760"/>
+        </w:tabs>
+        <w:ind w:left="5760" w:hanging="360"/>
+      </w:pPr>
+      <w:rPr>
+        <w:rFonts w:ascii="Wingdings" w:hAnsi="Wingdings" w:hint="default"/>
+        <w:sz w:val="20"/>
+      </w:rPr>
+    </w:lvl>
+    <w:lvl w:ilvl="8" w:tentative="1">
+      <w:start w:val="1"/>
+      <w:numFmt w:val="bullet"/>
+      <w:lvlText w:val=""/>
+      <w:lvlJc w:val="left"/>
+      <w:pPr>
+        <w:tabs>
+          <w:tab w:val="num" w:pos="6480"/>
+        </w:tabs>
+        <w:ind w:left="6480" w:hanging="360"/>
+      </w:pPr>
+      <w:rPr>
+        <w:rFonts w:ascii="Wingdings" w:hAnsi="Wingdings" w:hint="default"/>
+        <w:sz w:val="20"/>
+      </w:rPr>
+    </w:lvl>
+  </w:abstractNum>
+  <w:abstractNum w:abstractNumId="6" w15:restartNumberingAfterBreak="0">
     <w:nsid w:val="167A7C3A"/>
     <w:multiLevelType w:val="multilevel"/>
     <w:tmpl w:val="19F8B998"/>
@@ -3520,7 +5262,156 @@
       </w:rPr>
     </w:lvl>
   </w:abstractNum>
-  <w:abstractNum w:abstractNumId="4" w15:restartNumberingAfterBreak="0">
+  <w:abstractNum w:abstractNumId="7" w15:restartNumberingAfterBreak="0">
+    <w:nsid w:val="18B932FD"/>
+    <w:multiLevelType w:val="multilevel"/>
+    <w:tmpl w:val="BDB8CF18"/>
+    <w:lvl w:ilvl="0">
+      <w:start w:val="1"/>
+      <w:numFmt w:val="bullet"/>
+      <w:lvlText w:val=""/>
+      <w:lvlJc w:val="left"/>
+      <w:pPr>
+        <w:tabs>
+          <w:tab w:val="num" w:pos="720"/>
+        </w:tabs>
+        <w:ind w:left="720" w:hanging="360"/>
+      </w:pPr>
+      <w:rPr>
+        <w:rFonts w:ascii="Symbol" w:hAnsi="Symbol" w:hint="default"/>
+        <w:sz w:val="20"/>
+      </w:rPr>
+    </w:lvl>
+    <w:lvl w:ilvl="1" w:tentative="1">
+      <w:start w:val="1"/>
+      <w:numFmt w:val="bullet"/>
+      <w:lvlText w:val="o"/>
+      <w:lvlJc w:val="left"/>
+      <w:pPr>
+        <w:tabs>
+          <w:tab w:val="num" w:pos="1440"/>
+        </w:tabs>
+        <w:ind w:left="1440" w:hanging="360"/>
+      </w:pPr>
+      <w:rPr>
+        <w:rFonts w:ascii="Courier New" w:hAnsi="Courier New" w:hint="default"/>
+        <w:sz w:val="20"/>
+      </w:rPr>
+    </w:lvl>
+    <w:lvl w:ilvl="2" w:tentative="1">
+      <w:start w:val="1"/>
+      <w:numFmt w:val="bullet"/>
+      <w:lvlText w:val=""/>
+      <w:lvlJc w:val="left"/>
+      <w:pPr>
+        <w:tabs>
+          <w:tab w:val="num" w:pos="2160"/>
+        </w:tabs>
+        <w:ind w:left="2160" w:hanging="360"/>
+      </w:pPr>
+      <w:rPr>
+        <w:rFonts w:ascii="Wingdings" w:hAnsi="Wingdings" w:hint="default"/>
+        <w:sz w:val="20"/>
+      </w:rPr>
+    </w:lvl>
+    <w:lvl w:ilvl="3" w:tentative="1">
+      <w:start w:val="1"/>
+      <w:numFmt w:val="bullet"/>
+      <w:lvlText w:val=""/>
+      <w:lvlJc w:val="left"/>
+      <w:pPr>
+        <w:tabs>
+          <w:tab w:val="num" w:pos="2880"/>
+        </w:tabs>
+        <w:ind w:left="2880" w:hanging="360"/>
+      </w:pPr>
+      <w:rPr>
+        <w:rFonts w:ascii="Wingdings" w:hAnsi="Wingdings" w:hint="default"/>
+        <w:sz w:val="20"/>
+      </w:rPr>
+    </w:lvl>
+    <w:lvl w:ilvl="4" w:tentative="1">
+      <w:start w:val="1"/>
+      <w:numFmt w:val="bullet"/>
+      <w:lvlText w:val=""/>
+      <w:lvlJc w:val="left"/>
+      <w:pPr>
+        <w:tabs>
+          <w:tab w:val="num" w:pos="3600"/>
+        </w:tabs>
+        <w:ind w:left="3600" w:hanging="360"/>
+      </w:pPr>
+      <w:rPr>
+        <w:rFonts w:ascii="Wingdings" w:hAnsi="Wingdings" w:hint="default"/>
+        <w:sz w:val="20"/>
+      </w:rPr>
+    </w:lvl>
+    <w:lvl w:ilvl="5" w:tentative="1">
+      <w:start w:val="1"/>
+      <w:numFmt w:val="bullet"/>
+      <w:lvlText w:val=""/>
+      <w:lvlJc w:val="left"/>
+      <w:pPr>
+        <w:tabs>
+          <w:tab w:val="num" w:pos="4320"/>
+        </w:tabs>
+        <w:ind w:left="4320" w:hanging="360"/>
+      </w:pPr>
+      <w:rPr>
+        <w:rFonts w:ascii="Wingdings" w:hAnsi="Wingdings" w:hint="default"/>
+        <w:sz w:val="20"/>
+      </w:rPr>
+    </w:lvl>
+    <w:lvl w:ilvl="6" w:tentative="1">
+      <w:start w:val="1"/>
+      <w:numFmt w:val="bullet"/>
+      <w:lvlText w:val=""/>
+      <w:lvlJc w:val="left"/>
+      <w:pPr>
+        <w:tabs>
+          <w:tab w:val="num" w:pos="5040"/>
+        </w:tabs>
+        <w:ind w:left="5040" w:hanging="360"/>
+      </w:pPr>
+      <w:rPr>
+        <w:rFonts w:ascii="Wingdings" w:hAnsi="Wingdings" w:hint="default"/>
+        <w:sz w:val="20"/>
+      </w:rPr>
+    </w:lvl>
+    <w:lvl w:ilvl="7" w:tentative="1">
+      <w:start w:val="1"/>
+      <w:numFmt w:val="bullet"/>
+      <w:lvlText w:val=""/>
+      <w:lvlJc w:val="left"/>
+      <w:pPr>
+        <w:tabs>
+          <w:tab w:val="num" w:pos="5760"/>
+        </w:tabs>
+        <w:ind w:left="5760" w:hanging="360"/>
+      </w:pPr>
+      <w:rPr>
+        <w:rFonts w:ascii="Wingdings" w:hAnsi="Wingdings" w:hint="default"/>
+        <w:sz w:val="20"/>
+      </w:rPr>
+    </w:lvl>
+    <w:lvl w:ilvl="8" w:tentative="1">
+      <w:start w:val="1"/>
+      <w:numFmt w:val="bullet"/>
+      <w:lvlText w:val=""/>
+      <w:lvlJc w:val="left"/>
+      <w:pPr>
+        <w:tabs>
+          <w:tab w:val="num" w:pos="6480"/>
+        </w:tabs>
+        <w:ind w:left="6480" w:hanging="360"/>
+      </w:pPr>
+      <w:rPr>
+        <w:rFonts w:ascii="Wingdings" w:hAnsi="Wingdings" w:hint="default"/>
+        <w:sz w:val="20"/>
+      </w:rPr>
+    </w:lvl>
+  </w:abstractNum>
+  <w:abstractNum w:abstractNumId="8" w15:restartNumberingAfterBreak="0">
     <w:nsid w:val="1C104816"/>
     <w:multiLevelType w:val="multilevel"/>
     <w:tmpl w:val="7AAA53DC"/>
@@ -3633,7 +5524,120 @@
       </w:pPr>
     </w:lvl>
   </w:abstractNum>
-  <w:abstractNum w:abstractNumId="5" w15:restartNumberingAfterBreak="0">
+  <w:abstractNum w:abstractNumId="9" w15:restartNumberingAfterBreak="0">
+    <w:nsid w:val="1F67726F"/>
+    <w:multiLevelType w:val="multilevel"/>
+    <w:tmpl w:val="CD08293A"/>
+    <w:lvl w:ilvl="0">
+      <w:start w:val="1"/>
+      <w:numFmt w:val="decimal"/>
+      <w:lvlText w:val="%1."/>
+      <w:lvlJc w:val="left"/>
+      <w:pPr>
+        <w:tabs>
+          <w:tab w:val="num" w:pos="720"/>
+        </w:tabs>
+        <w:ind w:left="720" w:hanging="360"/>
+      </w:pPr>
+    </w:lvl>
+    <w:lvl w:ilvl="1" w:tentative="1">
+      <w:start w:val="1"/>
+      <w:numFmt w:val="decimal"/>
+      <w:lvlText w:val="%2."/>
+      <w:lvlJc w:val="left"/>
+      <w:pPr>
+        <w:tabs>
+          <w:tab w:val="num" w:pos="1440"/>
+        </w:tabs>
+        <w:ind w:left="1440" w:hanging="360"/>
+      </w:pPr>
+    </w:lvl>
+    <w:lvl w:ilvl="2" w:tentative="1">
+      <w:start w:val="1"/>
+      <w:numFmt w:val="decimal"/>
+      <w:lvlText w:val="%3."/>
+      <w:lvlJc w:val="left"/>
+      <w:pPr>
+        <w:tabs>
+          <w:tab w:val="num" w:pos="2160"/>
+        </w:tabs>
+        <w:ind w:left="2160" w:hanging="360"/>
+      </w:pPr>
+    </w:lvl>
+    <w:lvl w:ilvl="3" w:tentative="1">
+      <w:start w:val="1"/>
+      <w:numFmt w:val="decimal"/>
+      <w:lvlText w:val="%4."/>
+      <w:lvlJc w:val="left"/>
+      <w:pPr>
+        <w:tabs>
+          <w:tab w:val="num" w:pos="2880"/>
+        </w:tabs>
+        <w:ind w:left="2880" w:hanging="360"/>
+      </w:pPr>
+    </w:lvl>
+    <w:lvl w:ilvl="4" w:tentative="1">
+      <w:start w:val="1"/>
+      <w:numFmt w:val="decimal"/>
+      <w:lvlText w:val="%5."/>
+      <w:lvlJc w:val="left"/>
+      <w:pPr>
+        <w:tabs>
+          <w:tab w:val="num" w:pos="3600"/>
+        </w:tabs>
+        <w:ind w:left="3600" w:hanging="360"/>
+      </w:pPr>
+    </w:lvl>
+    <w:lvl w:ilvl="5" w:tentative="1">
+      <w:start w:val="1"/>
+      <w:numFmt w:val="decimal"/>
+      <w:lvlText w:val="%6."/>
+      <w:lvlJc w:val="left"/>
+      <w:pPr>
+        <w:tabs>
+          <w:tab w:val="num" w:pos="4320"/>
+        </w:tabs>
+        <w:ind w:left="4320" w:hanging="360"/>
+      </w:pPr>
+    </w:lvl>
+    <w:lvl w:ilvl="6" w:tentative="1">
+      <w:start w:val="1"/>
+      <w:numFmt w:val="decimal"/>
+      <w:lvlText w:val="%7."/>
+      <w:lvlJc w:val="left"/>
+      <w:pPr>
+        <w:tabs>
+          <w:tab w:val="num" w:pos="5040"/>
+        </w:tabs>
+        <w:ind w:left="5040" w:hanging="360"/>
+      </w:pPr>
+    </w:lvl>
+    <w:lvl w:ilvl="7" w:tentative="1">
+      <w:start w:val="1"/>
+      <w:numFmt w:val="decimal"/>
+      <w:lvlText w:val="%8."/>
+      <w:lvlJc w:val="left"/>
+      <w:pPr>
+        <w:tabs>
+          <w:tab w:val="num" w:pos="5760"/>
+        </w:tabs>
+        <w:ind w:left="5760" w:hanging="360"/>
+      </w:pPr>
+    </w:lvl>
+    <w:lvl w:ilvl="8" w:tentative="1">
+      <w:start w:val="1"/>
+      <w:numFmt w:val="decimal"/>
+      <w:lvlText w:val="%9."/>
+      <w:lvlJc w:val="left"/>
+      <w:pPr>
+        <w:tabs>
+          <w:tab w:val="num" w:pos="6480"/>
+        </w:tabs>
+        <w:ind w:left="6480" w:hanging="360"/>
+      </w:pPr>
+    </w:lvl>
+  </w:abstractNum>
+  <w:abstractNum w:abstractNumId="10" w15:restartNumberingAfterBreak="0">
     <w:nsid w:val="210B5CD5"/>
     <w:multiLevelType w:val="multilevel"/>
     <w:tmpl w:val="2D20AABE"/>
@@ -3782,7 +5786,454 @@
       </w:rPr>
     </w:lvl>
   </w:abstractNum>
-  <w:abstractNum w:abstractNumId="6" w15:restartNumberingAfterBreak="0">
+  <w:abstractNum w:abstractNumId="11" w15:restartNumberingAfterBreak="0">
+    <w:nsid w:val="3D9B3724"/>
+    <w:multiLevelType w:val="multilevel"/>
+    <w:tmpl w:val="482C5250"/>
+    <w:lvl w:ilvl="0">
+      <w:start w:val="1"/>
+      <w:numFmt w:val="bullet"/>
+      <w:lvlText w:val=""/>
+      <w:lvlJc w:val="left"/>
+      <w:pPr>
+        <w:tabs>
+          <w:tab w:val="num" w:pos="720"/>
+        </w:tabs>
+        <w:ind w:left="720" w:hanging="360"/>
+      </w:pPr>
+      <w:rPr>
+        <w:rFonts w:ascii="Symbol" w:hAnsi="Symbol" w:hint="default"/>
+        <w:sz w:val="20"/>
+      </w:rPr>
+    </w:lvl>
+    <w:lvl w:ilvl="1" w:tentative="1">
+      <w:start w:val="1"/>
+      <w:numFmt w:val="bullet"/>
+      <w:lvlText w:val="o"/>
+      <w:lvlJc w:val="left"/>
+      <w:pPr>
+        <w:tabs>
+          <w:tab w:val="num" w:pos="1440"/>
+        </w:tabs>
+        <w:ind w:left="1440" w:hanging="360"/>
+      </w:pPr>
+      <w:rPr>
+        <w:rFonts w:ascii="Courier New" w:hAnsi="Courier New" w:hint="default"/>
+        <w:sz w:val="20"/>
+      </w:rPr>
+    </w:lvl>
+    <w:lvl w:ilvl="2" w:tentative="1">
+      <w:start w:val="1"/>
+      <w:numFmt w:val="bullet"/>
+      <w:lvlText w:val=""/>
+      <w:lvlJc w:val="left"/>
+      <w:pPr>
+        <w:tabs>
+          <w:tab w:val="num" w:pos="2160"/>
+        </w:tabs>
+        <w:ind w:left="2160" w:hanging="360"/>
+      </w:pPr>
+      <w:rPr>
+        <w:rFonts w:ascii="Wingdings" w:hAnsi="Wingdings" w:hint="default"/>
+        <w:sz w:val="20"/>
+      </w:rPr>
+    </w:lvl>
+    <w:lvl w:ilvl="3" w:tentative="1">
+      <w:start w:val="1"/>
+      <w:numFmt w:val="bullet"/>
+      <w:lvlText w:val=""/>
+      <w:lvlJc w:val="left"/>
+      <w:pPr>
+        <w:tabs>
+          <w:tab w:val="num" w:pos="2880"/>
+        </w:tabs>
+        <w:ind w:left="2880" w:hanging="360"/>
+      </w:pPr>
+      <w:rPr>
+        <w:rFonts w:ascii="Wingdings" w:hAnsi="Wingdings" w:hint="default"/>
+        <w:sz w:val="20"/>
+      </w:rPr>
+    </w:lvl>
+    <w:lvl w:ilvl="4" w:tentative="1">
+      <w:start w:val="1"/>
+      <w:numFmt w:val="bullet"/>
+      <w:lvlText w:val=""/>
+      <w:lvlJc w:val="left"/>
+      <w:pPr>
+        <w:tabs>
+          <w:tab w:val="num" w:pos="3600"/>
+        </w:tabs>
+        <w:ind w:left="3600" w:hanging="360"/>
+      </w:pPr>
+      <w:rPr>
+        <w:rFonts w:ascii="Wingdings" w:hAnsi="Wingdings" w:hint="default"/>
+        <w:sz w:val="20"/>
+      </w:rPr>
+    </w:lvl>
+    <w:lvl w:ilvl="5" w:tentative="1">
+      <w:start w:val="1"/>
+      <w:numFmt w:val="bullet"/>
+      <w:lvlText w:val=""/>
+      <w:lvlJc w:val="left"/>
+      <w:pPr>
+        <w:tabs>
+          <w:tab w:val="num" w:pos="4320"/>
+        </w:tabs>
+        <w:ind w:left="4320" w:hanging="360"/>
+      </w:pPr>
+      <w:rPr>
+        <w:rFonts w:ascii="Wingdings" w:hAnsi="Wingdings" w:hint="default"/>
+        <w:sz w:val="20"/>
+      </w:rPr>
+    </w:lvl>
+    <w:lvl w:ilvl="6" w:tentative="1">
+      <w:start w:val="1"/>
+      <w:numFmt w:val="bullet"/>
+      <w:lvlText w:val=""/>
+      <w:lvlJc w:val="left"/>
+      <w:pPr>
+        <w:tabs>
+          <w:tab w:val="num" w:pos="5040"/>
+        </w:tabs>
+        <w:ind w:left="5040" w:hanging="360"/>
+      </w:pPr>
+      <w:rPr>
+        <w:rFonts w:ascii="Wingdings" w:hAnsi="Wingdings" w:hint="default"/>
+        <w:sz w:val="20"/>
+      </w:rPr>
+    </w:lvl>
+    <w:lvl w:ilvl="7" w:tentative="1">
+      <w:start w:val="1"/>
+      <w:numFmt w:val="bullet"/>
+      <w:lvlText w:val=""/>
+      <w:lvlJc w:val="left"/>
+      <w:pPr>
+        <w:tabs>
+          <w:tab w:val="num" w:pos="5760"/>
+        </w:tabs>
+        <w:ind w:left="5760" w:hanging="360"/>
+      </w:pPr>
+      <w:rPr>
+        <w:rFonts w:ascii="Wingdings" w:hAnsi="Wingdings" w:hint="default"/>
+        <w:sz w:val="20"/>
+      </w:rPr>
+    </w:lvl>
+    <w:lvl w:ilvl="8" w:tentative="1">
+      <w:start w:val="1"/>
+      <w:numFmt w:val="bullet"/>
+      <w:lvlText w:val=""/>
+      <w:lvlJc w:val="left"/>
+      <w:pPr>
+        <w:tabs>
+          <w:tab w:val="num" w:pos="6480"/>
+        </w:tabs>
+        <w:ind w:left="6480" w:hanging="360"/>
+      </w:pPr>
+      <w:rPr>
+        <w:rFonts w:ascii="Wingdings" w:hAnsi="Wingdings" w:hint="default"/>
+        <w:sz w:val="20"/>
+      </w:rPr>
+    </w:lvl>
+  </w:abstractNum>
+  <w:abstractNum w:abstractNumId="12" w15:restartNumberingAfterBreak="0">
+    <w:nsid w:val="46D87D14"/>
+    <w:multiLevelType w:val="multilevel"/>
+    <w:tmpl w:val="723A84E6"/>
+    <w:lvl w:ilvl="0">
+      <w:start w:val="1"/>
+      <w:numFmt w:val="bullet"/>
+      <w:lvlText w:val=""/>
+      <w:lvlJc w:val="left"/>
+      <w:pPr>
+        <w:tabs>
+          <w:tab w:val="num" w:pos="720"/>
+        </w:tabs>
+        <w:ind w:left="720" w:hanging="360"/>
+      </w:pPr>
+      <w:rPr>
+        <w:rFonts w:ascii="Symbol" w:hAnsi="Symbol" w:hint="default"/>
+        <w:sz w:val="20"/>
+      </w:rPr>
+    </w:lvl>
+    <w:lvl w:ilvl="1" w:tentative="1">
+      <w:start w:val="1"/>
+      <w:numFmt w:val="bullet"/>
+      <w:lvlText w:val="o"/>
+      <w:lvlJc w:val="left"/>
+      <w:pPr>
+        <w:tabs>
+          <w:tab w:val="num" w:pos="1440"/>
+        </w:tabs>
+        <w:ind w:left="1440" w:hanging="360"/>
+      </w:pPr>
+      <w:rPr>
+        <w:rFonts w:ascii="Courier New" w:hAnsi="Courier New" w:hint="default"/>
+        <w:sz w:val="20"/>
+      </w:rPr>
+    </w:lvl>
+    <w:lvl w:ilvl="2" w:tentative="1">
+      <w:start w:val="1"/>
+      <w:numFmt w:val="bullet"/>
+      <w:lvlText w:val=""/>
+      <w:lvlJc w:val="left"/>
+      <w:pPr>
+        <w:tabs>
+          <w:tab w:val="num" w:pos="2160"/>
+        </w:tabs>
+        <w:ind w:left="2160" w:hanging="360"/>
+      </w:pPr>
+      <w:rPr>
+        <w:rFonts w:ascii="Wingdings" w:hAnsi="Wingdings" w:hint="default"/>
+        <w:sz w:val="20"/>
+      </w:rPr>
+    </w:lvl>
+    <w:lvl w:ilvl="3" w:tentative="1">
+      <w:start w:val="1"/>
+      <w:numFmt w:val="bullet"/>
+      <w:lvlText w:val=""/>
+      <w:lvlJc w:val="left"/>
+      <w:pPr>
+        <w:tabs>
+          <w:tab w:val="num" w:pos="2880"/>
+        </w:tabs>
+        <w:ind w:left="2880" w:hanging="360"/>
+      </w:pPr>
+      <w:rPr>
+        <w:rFonts w:ascii="Wingdings" w:hAnsi="Wingdings" w:hint="default"/>
+        <w:sz w:val="20"/>
+      </w:rPr>
+    </w:lvl>
+    <w:lvl w:ilvl="4" w:tentative="1">
+      <w:start w:val="1"/>
+      <w:numFmt w:val="bullet"/>
+      <w:lvlText w:val=""/>
+      <w:lvlJc w:val="left"/>
+      <w:pPr>
+        <w:tabs>
+          <w:tab w:val="num" w:pos="3600"/>
+        </w:tabs>
+        <w:ind w:left="3600" w:hanging="360"/>
+      </w:pPr>
+      <w:rPr>
+        <w:rFonts w:ascii="Wingdings" w:hAnsi="Wingdings" w:hint="default"/>
+        <w:sz w:val="20"/>
+      </w:rPr>
+    </w:lvl>
+    <w:lvl w:ilvl="5" w:tentative="1">
+      <w:start w:val="1"/>
+      <w:numFmt w:val="bullet"/>
+      <w:lvlText w:val=""/>
+      <w:lvlJc w:val="left"/>
+      <w:pPr>
+        <w:tabs>
+          <w:tab w:val="num" w:pos="4320"/>
+        </w:tabs>
+        <w:ind w:left="4320" w:hanging="360"/>
+      </w:pPr>
+      <w:rPr>
+        <w:rFonts w:ascii="Wingdings" w:hAnsi="Wingdings" w:hint="default"/>
+        <w:sz w:val="20"/>
+      </w:rPr>
+    </w:lvl>
+    <w:lvl w:ilvl="6" w:tentative="1">
+      <w:start w:val="1"/>
+      <w:numFmt w:val="bullet"/>
+      <w:lvlText w:val=""/>
+      <w:lvlJc w:val="left"/>
+      <w:pPr>
+        <w:tabs>
+          <w:tab w:val="num" w:pos="5040"/>
+        </w:tabs>
+        <w:ind w:left="5040" w:hanging="360"/>
+      </w:pPr>
+      <w:rPr>
+        <w:rFonts w:ascii="Wingdings" w:hAnsi="Wingdings" w:hint="default"/>
+        <w:sz w:val="20"/>
+      </w:rPr>
+    </w:lvl>
+    <w:lvl w:ilvl="7" w:tentative="1">
+      <w:start w:val="1"/>
+      <w:numFmt w:val="bullet"/>
+      <w:lvlText w:val=""/>
+      <w:lvlJc w:val="left"/>
+      <w:pPr>
+        <w:tabs>
+          <w:tab w:val="num" w:pos="5760"/>
+        </w:tabs>
+        <w:ind w:left="5760" w:hanging="360"/>
+      </w:pPr>
+      <w:rPr>
+        <w:rFonts w:ascii="Wingdings" w:hAnsi="Wingdings" w:hint="default"/>
+        <w:sz w:val="20"/>
+      </w:rPr>
+    </w:lvl>
+    <w:lvl w:ilvl="8" w:tentative="1">
+      <w:start w:val="1"/>
+      <w:numFmt w:val="bullet"/>
+      <w:lvlText w:val=""/>
+      <w:lvlJc w:val="left"/>
+      <w:pPr>
+        <w:tabs>
+          <w:tab w:val="num" w:pos="6480"/>
+        </w:tabs>
+        <w:ind w:left="6480" w:hanging="360"/>
+      </w:pPr>
+      <w:rPr>
+        <w:rFonts w:ascii="Wingdings" w:hAnsi="Wingdings" w:hint="default"/>
+        <w:sz w:val="20"/>
+      </w:rPr>
+    </w:lvl>
+  </w:abstractNum>
+  <w:abstractNum w:abstractNumId="13" w15:restartNumberingAfterBreak="0">
+    <w:nsid w:val="583E78CD"/>
+    <w:multiLevelType w:val="multilevel"/>
+    <w:tmpl w:val="29D8C184"/>
+    <w:lvl w:ilvl="0">
+      <w:start w:val="1"/>
+      <w:numFmt w:val="bullet"/>
+      <w:lvlText w:val=""/>
+      <w:lvlJc w:val="left"/>
+      <w:pPr>
+        <w:tabs>
+          <w:tab w:val="num" w:pos="720"/>
+        </w:tabs>
+        <w:ind w:left="720" w:hanging="360"/>
+      </w:pPr>
+      <w:rPr>
+        <w:rFonts w:ascii="Symbol" w:hAnsi="Symbol" w:hint="default"/>
+        <w:sz w:val="20"/>
+      </w:rPr>
+    </w:lvl>
+    <w:lvl w:ilvl="1" w:tentative="1">
+      <w:start w:val="1"/>
+      <w:numFmt w:val="bullet"/>
+      <w:lvlText w:val="o"/>
+      <w:lvlJc w:val="left"/>
+      <w:pPr>
+        <w:tabs>
+          <w:tab w:val="num" w:pos="1440"/>
+        </w:tabs>
+        <w:ind w:left="1440" w:hanging="360"/>
+      </w:pPr>
+      <w:rPr>
+        <w:rFonts w:ascii="Courier New" w:hAnsi="Courier New" w:hint="default"/>
+        <w:sz w:val="20"/>
+      </w:rPr>
+    </w:lvl>
+    <w:lvl w:ilvl="2" w:tentative="1">
+      <w:start w:val="1"/>
+      <w:numFmt w:val="bullet"/>
+      <w:lvlText w:val=""/>
+      <w:lvlJc w:val="left"/>
+      <w:pPr>
+        <w:tabs>
+          <w:tab w:val="num" w:pos="2160"/>
+        </w:tabs>
+        <w:ind w:left="2160" w:hanging="360"/>
+      </w:pPr>
+      <w:rPr>
+        <w:rFonts w:ascii="Wingdings" w:hAnsi="Wingdings" w:hint="default"/>
+        <w:sz w:val="20"/>
+      </w:rPr>
+    </w:lvl>
+    <w:lvl w:ilvl="3" w:tentative="1">
+      <w:start w:val="1"/>
+      <w:numFmt w:val="bullet"/>
+      <w:lvlText w:val=""/>
+      <w:lvlJc w:val="left"/>
+      <w:pPr>
+        <w:tabs>
+          <w:tab w:val="num" w:pos="2880"/>
+        </w:tabs>
+        <w:ind w:left="2880" w:hanging="360"/>
+      </w:pPr>
+      <w:rPr>
+        <w:rFonts w:ascii="Wingdings" w:hAnsi="Wingdings" w:hint="default"/>
+        <w:sz w:val="20"/>
+      </w:rPr>
+    </w:lvl>
+    <w:lvl w:ilvl="4" w:tentative="1">
+      <w:start w:val="1"/>
+      <w:numFmt w:val="bullet"/>
+      <w:lvlText w:val=""/>
+      <w:lvlJc w:val="left"/>
+      <w:pPr>
+        <w:tabs>
+          <w:tab w:val="num" w:pos="3600"/>
+        </w:tabs>
+        <w:ind w:left="3600" w:hanging="360"/>
+      </w:pPr>
+      <w:rPr>
+        <w:rFonts w:ascii="Wingdings" w:hAnsi="Wingdings" w:hint="default"/>
+        <w:sz w:val="20"/>
+      </w:rPr>
+    </w:lvl>
+    <w:lvl w:ilvl="5" w:tentative="1">
+      <w:start w:val="1"/>
+      <w:numFmt w:val="bullet"/>
+      <w:lvlText w:val=""/>
+      <w:lvlJc w:val="left"/>
+      <w:pPr>
+        <w:tabs>
+          <w:tab w:val="num" w:pos="4320"/>
+        </w:tabs>
+        <w:ind w:left="4320" w:hanging="360"/>
+      </w:pPr>
+      <w:rPr>
+        <w:rFonts w:ascii="Wingdings" w:hAnsi="Wingdings" w:hint="default"/>
+        <w:sz w:val="20"/>
+      </w:rPr>
+    </w:lvl>
+    <w:lvl w:ilvl="6" w:tentative="1">
+      <w:start w:val="1"/>
+      <w:numFmt w:val="bullet"/>
+      <w:lvlText w:val=""/>
+      <w:lvlJc w:val="left"/>
+      <w:pPr>
+        <w:tabs>
+          <w:tab w:val="num" w:pos="5040"/>
+        </w:tabs>
+        <w:ind w:left="5040" w:hanging="360"/>
+      </w:pPr>
+      <w:rPr>
+        <w:rFonts w:ascii="Wingdings" w:hAnsi="Wingdings" w:hint="default"/>
+        <w:sz w:val="20"/>
+      </w:rPr>
+    </w:lvl>
+    <w:lvl w:ilvl="7" w:tentative="1">
+      <w:start w:val="1"/>
+      <w:numFmt w:val="bullet"/>
+      <w:lvlText w:val=""/>
+      <w:lvlJc w:val="left"/>
+      <w:pPr>
+        <w:tabs>
+          <w:tab w:val="num" w:pos="5760"/>
+        </w:tabs>
+        <w:ind w:left="5760" w:hanging="360"/>
+      </w:pPr>
+      <w:rPr>
+        <w:rFonts w:ascii="Wingdings" w:hAnsi="Wingdings" w:hint="default"/>
+        <w:sz w:val="20"/>
+      </w:rPr>
+    </w:lvl>
+    <w:lvl w:ilvl="8" w:tentative="1">
+      <w:start w:val="1"/>
+      <w:numFmt w:val="bullet"/>
+      <w:lvlText w:val=""/>
+      <w:lvlJc w:val="left"/>
+      <w:pPr>
+        <w:tabs>
+          <w:tab w:val="num" w:pos="6480"/>
+        </w:tabs>
+        <w:ind w:left="6480" w:hanging="360"/>
+      </w:pPr>
+      <w:rPr>
+        <w:rFonts w:ascii="Wingdings" w:hAnsi="Wingdings" w:hint="default"/>
+        <w:sz w:val="20"/>
+      </w:rPr>
+    </w:lvl>
+  </w:abstractNum>
+  <w:abstractNum w:abstractNumId="14" w15:restartNumberingAfterBreak="0">
     <w:nsid w:val="5E5B26BE"/>
     <w:multiLevelType w:val="multilevel"/>
     <w:tmpl w:val="27BEEAF2"/>
@@ -3931,7 +6382,156 @@
       </w:rPr>
     </w:lvl>
   </w:abstractNum>
-  <w:abstractNum w:abstractNumId="7" w15:restartNumberingAfterBreak="0">
+  <w:abstractNum w:abstractNumId="15" w15:restartNumberingAfterBreak="0">
+    <w:nsid w:val="637133E7"/>
+    <w:multiLevelType w:val="multilevel"/>
+    <w:tmpl w:val="A66C174C"/>
+    <w:lvl w:ilvl="0">
+      <w:start w:val="1"/>
+      <w:numFmt w:val="bullet"/>
+      <w:lvlText w:val=""/>
+      <w:lvlJc w:val="left"/>
+      <w:pPr>
+        <w:tabs>
+          <w:tab w:val="num" w:pos="720"/>
+        </w:tabs>
+        <w:ind w:left="720" w:hanging="360"/>
+      </w:pPr>
+      <w:rPr>
+        <w:rFonts w:ascii="Symbol" w:hAnsi="Symbol" w:hint="default"/>
+        <w:sz w:val="20"/>
+      </w:rPr>
+    </w:lvl>
+    <w:lvl w:ilvl="1" w:tentative="1">
+      <w:start w:val="1"/>
+      <w:numFmt w:val="bullet"/>
+      <w:lvlText w:val="o"/>
+      <w:lvlJc w:val="left"/>
+      <w:pPr>
+        <w:tabs>
+          <w:tab w:val="num" w:pos="1440"/>
+        </w:tabs>
+        <w:ind w:left="1440" w:hanging="360"/>
+      </w:pPr>
+      <w:rPr>
+        <w:rFonts w:ascii="Courier New" w:hAnsi="Courier New" w:hint="default"/>
+        <w:sz w:val="20"/>
+      </w:rPr>
+    </w:lvl>
+    <w:lvl w:ilvl="2" w:tentative="1">
+      <w:start w:val="1"/>
+      <w:numFmt w:val="bullet"/>
+      <w:lvlText w:val=""/>
+      <w:lvlJc w:val="left"/>
+      <w:pPr>
+        <w:tabs>
+          <w:tab w:val="num" w:pos="2160"/>
+        </w:tabs>
+        <w:ind w:left="2160" w:hanging="360"/>
+      </w:pPr>
+      <w:rPr>
+        <w:rFonts w:ascii="Wingdings" w:hAnsi="Wingdings" w:hint="default"/>
+        <w:sz w:val="20"/>
+      </w:rPr>
+    </w:lvl>
+    <w:lvl w:ilvl="3" w:tentative="1">
+      <w:start w:val="1"/>
+      <w:numFmt w:val="bullet"/>
+      <w:lvlText w:val=""/>
+      <w:lvlJc w:val="left"/>
+      <w:pPr>
+        <w:tabs>
+          <w:tab w:val="num" w:pos="2880"/>
+        </w:tabs>
+        <w:ind w:left="2880" w:hanging="360"/>
+      </w:pPr>
+      <w:rPr>
+        <w:rFonts w:ascii="Wingdings" w:hAnsi="Wingdings" w:hint="default"/>
+        <w:sz w:val="20"/>
+      </w:rPr>
+    </w:lvl>
+    <w:lvl w:ilvl="4" w:tentative="1">
+      <w:start w:val="1"/>
+      <w:numFmt w:val="bullet"/>
+      <w:lvlText w:val=""/>
+      <w:lvlJc w:val="left"/>
+      <w:pPr>
+        <w:tabs>
+          <w:tab w:val="num" w:pos="3600"/>
+        </w:tabs>
+        <w:ind w:left="3600" w:hanging="360"/>
+      </w:pPr>
+      <w:rPr>
+        <w:rFonts w:ascii="Wingdings" w:hAnsi="Wingdings" w:hint="default"/>
+        <w:sz w:val="20"/>
+      </w:rPr>
+    </w:lvl>
+    <w:lvl w:ilvl="5" w:tentative="1">
+      <w:start w:val="1"/>
+      <w:numFmt w:val="bullet"/>
+      <w:lvlText w:val=""/>
+      <w:lvlJc w:val="left"/>
+      <w:pPr>
+        <w:tabs>
+          <w:tab w:val="num" w:pos="4320"/>
+        </w:tabs>
+        <w:ind w:left="4320" w:hanging="360"/>
+      </w:pPr>
+      <w:rPr>
+        <w:rFonts w:ascii="Wingdings" w:hAnsi="Wingdings" w:hint="default"/>
+        <w:sz w:val="20"/>
+      </w:rPr>
+    </w:lvl>
+    <w:lvl w:ilvl="6" w:tentative="1">
+      <w:start w:val="1"/>
+      <w:numFmt w:val="bullet"/>
+      <w:lvlText w:val=""/>
+      <w:lvlJc w:val="left"/>
+      <w:pPr>
+        <w:tabs>
+          <w:tab w:val="num" w:pos="5040"/>
+        </w:tabs>
+        <w:ind w:left="5040" w:hanging="360"/>
+      </w:pPr>
+      <w:rPr>
+        <w:rFonts w:ascii="Wingdings" w:hAnsi="Wingdings" w:hint="default"/>
+        <w:sz w:val="20"/>
+      </w:rPr>
+    </w:lvl>
+    <w:lvl w:ilvl="7" w:tentative="1">
+      <w:start w:val="1"/>
+      <w:numFmt w:val="bullet"/>
+      <w:lvlText w:val=""/>
+      <w:lvlJc w:val="left"/>
+      <w:pPr>
+        <w:tabs>
+          <w:tab w:val="num" w:pos="5760"/>
+        </w:tabs>
+        <w:ind w:left="5760" w:hanging="360"/>
+      </w:pPr>
+      <w:rPr>
+        <w:rFonts w:ascii="Wingdings" w:hAnsi="Wingdings" w:hint="default"/>
+        <w:sz w:val="20"/>
+      </w:rPr>
+    </w:lvl>
+    <w:lvl w:ilvl="8" w:tentative="1">
+      <w:start w:val="1"/>
+      <w:numFmt w:val="bullet"/>
+      <w:lvlText w:val=""/>
+      <w:lvlJc w:val="left"/>
+      <w:pPr>
+        <w:tabs>
+          <w:tab w:val="num" w:pos="6480"/>
+        </w:tabs>
+        <w:ind w:left="6480" w:hanging="360"/>
+      </w:pPr>
+      <w:rPr>
+        <w:rFonts w:ascii="Wingdings" w:hAnsi="Wingdings" w:hint="default"/>
+        <w:sz w:val="20"/>
+      </w:rPr>
+    </w:lvl>
+  </w:abstractNum>
+  <w:abstractNum w:abstractNumId="16" w15:restartNumberingAfterBreak="0">
     <w:nsid w:val="6B08561C"/>
     <w:multiLevelType w:val="multilevel"/>
     <w:tmpl w:val="4A7493C0"/>
@@ -4080,7 +6680,7 @@
       </w:rPr>
     </w:lvl>
   </w:abstractNum>
-  <w:abstractNum w:abstractNumId="8" w15:restartNumberingAfterBreak="0">
+  <w:abstractNum w:abstractNumId="17" w15:restartNumberingAfterBreak="0">
     <w:nsid w:val="6CCA50B8"/>
     <w:multiLevelType w:val="multilevel"/>
     <w:tmpl w:val="E412184A"/>
@@ -4229,7 +6829,156 @@
       </w:rPr>
     </w:lvl>
   </w:abstractNum>
-  <w:abstractNum w:abstractNumId="9" w15:restartNumberingAfterBreak="0">
+  <w:abstractNum w:abstractNumId="18" w15:restartNumberingAfterBreak="0">
+    <w:nsid w:val="6FDD365D"/>
+    <w:multiLevelType w:val="multilevel"/>
+    <w:tmpl w:val="BABA126C"/>
+    <w:lvl w:ilvl="0">
+      <w:start w:val="1"/>
+      <w:numFmt w:val="bullet"/>
+      <w:lvlText w:val=""/>
+      <w:lvlJc w:val="left"/>
+      <w:pPr>
+        <w:tabs>
+          <w:tab w:val="num" w:pos="720"/>
+        </w:tabs>
+        <w:ind w:left="720" w:hanging="360"/>
+      </w:pPr>
+      <w:rPr>
+        <w:rFonts w:ascii="Symbol" w:hAnsi="Symbol" w:hint="default"/>
+        <w:sz w:val="20"/>
+      </w:rPr>
+    </w:lvl>
+    <w:lvl w:ilvl="1" w:tentative="1">
+      <w:start w:val="1"/>
+      <w:numFmt w:val="bullet"/>
+      <w:lvlText w:val="o"/>
+      <w:lvlJc w:val="left"/>
+      <w:pPr>
+        <w:tabs>
+          <w:tab w:val="num" w:pos="1440"/>
+        </w:tabs>
+        <w:ind w:left="1440" w:hanging="360"/>
+      </w:pPr>
+      <w:rPr>
+        <w:rFonts w:ascii="Courier New" w:hAnsi="Courier New" w:hint="default"/>
+        <w:sz w:val="20"/>
+      </w:rPr>
+    </w:lvl>
+    <w:lvl w:ilvl="2" w:tentative="1">
+      <w:start w:val="1"/>
+      <w:numFmt w:val="bullet"/>
+      <w:lvlText w:val=""/>
+      <w:lvlJc w:val="left"/>
+      <w:pPr>
+        <w:tabs>
+          <w:tab w:val="num" w:pos="2160"/>
+        </w:tabs>
+        <w:ind w:left="2160" w:hanging="360"/>
+      </w:pPr>
+      <w:rPr>
+        <w:rFonts w:ascii="Wingdings" w:hAnsi="Wingdings" w:hint="default"/>
+        <w:sz w:val="20"/>
+      </w:rPr>
+    </w:lvl>
+    <w:lvl w:ilvl="3" w:tentative="1">
+      <w:start w:val="1"/>
+      <w:numFmt w:val="bullet"/>
+      <w:lvlText w:val=""/>
+      <w:lvlJc w:val="left"/>
+      <w:pPr>
+        <w:tabs>
+          <w:tab w:val="num" w:pos="2880"/>
+        </w:tabs>
+        <w:ind w:left="2880" w:hanging="360"/>
+      </w:pPr>
+      <w:rPr>
+        <w:rFonts w:ascii="Wingdings" w:hAnsi="Wingdings" w:hint="default"/>
+        <w:sz w:val="20"/>
+      </w:rPr>
+    </w:lvl>
+    <w:lvl w:ilvl="4" w:tentative="1">
+      <w:start w:val="1"/>
+      <w:numFmt w:val="bullet"/>
+      <w:lvlText w:val=""/>
+      <w:lvlJc w:val="left"/>
+      <w:pPr>
+        <w:tabs>
+          <w:tab w:val="num" w:pos="3600"/>
+        </w:tabs>
+        <w:ind w:left="3600" w:hanging="360"/>
+      </w:pPr>
+      <w:rPr>
+        <w:rFonts w:ascii="Wingdings" w:hAnsi="Wingdings" w:hint="default"/>
+        <w:sz w:val="20"/>
+      </w:rPr>
+    </w:lvl>
+    <w:lvl w:ilvl="5" w:tentative="1">
+      <w:start w:val="1"/>
+      <w:numFmt w:val="bullet"/>
+      <w:lvlText w:val=""/>
+      <w:lvlJc w:val="left"/>
+      <w:pPr>
+        <w:tabs>
+          <w:tab w:val="num" w:pos="4320"/>
+        </w:tabs>
+        <w:ind w:left="4320" w:hanging="360"/>
+      </w:pPr>
+      <w:rPr>
+        <w:rFonts w:ascii="Wingdings" w:hAnsi="Wingdings" w:hint="default"/>
+        <w:sz w:val="20"/>
+      </w:rPr>
+    </w:lvl>
+    <w:lvl w:ilvl="6" w:tentative="1">
+      <w:start w:val="1"/>
+      <w:numFmt w:val="bullet"/>
+      <w:lvlText w:val=""/>
+      <w:lvlJc w:val="left"/>
+      <w:pPr>
+        <w:tabs>
+          <w:tab w:val="num" w:pos="5040"/>
+        </w:tabs>
+        <w:ind w:left="5040" w:hanging="360"/>
+      </w:pPr>
+      <w:rPr>
+        <w:rFonts w:ascii="Wingdings" w:hAnsi="Wingdings" w:hint="default"/>
+        <w:sz w:val="20"/>
+      </w:rPr>
+    </w:lvl>
+    <w:lvl w:ilvl="7" w:tentative="1">
+      <w:start w:val="1"/>
+      <w:numFmt w:val="bullet"/>
+      <w:lvlText w:val=""/>
+      <w:lvlJc w:val="left"/>
+      <w:pPr>
+        <w:tabs>
+          <w:tab w:val="num" w:pos="5760"/>
+        </w:tabs>
+        <w:ind w:left="5760" w:hanging="360"/>
+      </w:pPr>
+      <w:rPr>
+        <w:rFonts w:ascii="Wingdings" w:hAnsi="Wingdings" w:hint="default"/>
+        <w:sz w:val="20"/>
+      </w:rPr>
+    </w:lvl>
+    <w:lvl w:ilvl="8" w:tentative="1">
+      <w:start w:val="1"/>
+      <w:numFmt w:val="bullet"/>
+      <w:lvlText w:val=""/>
+      <w:lvlJc w:val="left"/>
+      <w:pPr>
+        <w:tabs>
+          <w:tab w:val="num" w:pos="6480"/>
+        </w:tabs>
+        <w:ind w:left="6480" w:hanging="360"/>
+      </w:pPr>
+      <w:rPr>
+        <w:rFonts w:ascii="Wingdings" w:hAnsi="Wingdings" w:hint="default"/>
+        <w:sz w:val="20"/>
+      </w:rPr>
+    </w:lvl>
+  </w:abstractNum>
+  <w:abstractNum w:abstractNumId="19" w15:restartNumberingAfterBreak="0">
     <w:nsid w:val="7BD97B59"/>
     <w:multiLevelType w:val="multilevel"/>
     <w:tmpl w:val="A49A169C"/>
@@ -4378,35 +7127,181 @@
       </w:rPr>
     </w:lvl>
   </w:abstractNum>
+  <w:abstractNum w:abstractNumId="20" w15:restartNumberingAfterBreak="0">
+    <w:nsid w:val="7FA25011"/>
+    <w:multiLevelType w:val="multilevel"/>
+    <w:tmpl w:val="CB7AAA40"/>
+    <w:lvl w:ilvl="0">
+      <w:start w:val="1"/>
+      <w:numFmt w:val="decimal"/>
+      <w:lvlText w:val="%1."/>
+      <w:lvlJc w:val="left"/>
+      <w:pPr>
+        <w:tabs>
+          <w:tab w:val="num" w:pos="720"/>
+        </w:tabs>
+        <w:ind w:left="720" w:hanging="360"/>
+      </w:pPr>
+    </w:lvl>
+    <w:lvl w:ilvl="1" w:tentative="1">
+      <w:start w:val="1"/>
+      <w:numFmt w:val="decimal"/>
+      <w:lvlText w:val="%2."/>
+      <w:lvlJc w:val="left"/>
+      <w:pPr>
+        <w:tabs>
+          <w:tab w:val="num" w:pos="1440"/>
+        </w:tabs>
+        <w:ind w:left="1440" w:hanging="360"/>
+      </w:pPr>
+    </w:lvl>
+    <w:lvl w:ilvl="2" w:tentative="1">
+      <w:start w:val="1"/>
+      <w:numFmt w:val="decimal"/>
+      <w:lvlText w:val="%3."/>
+      <w:lvlJc w:val="left"/>
+      <w:pPr>
+        <w:tabs>
+          <w:tab w:val="num" w:pos="2160"/>
+        </w:tabs>
+        <w:ind w:left="2160" w:hanging="360"/>
+      </w:pPr>
+    </w:lvl>
+    <w:lvl w:ilvl="3" w:tentative="1">
+      <w:start w:val="1"/>
+      <w:numFmt w:val="decimal"/>
+      <w:lvlText w:val="%4."/>
+      <w:lvlJc w:val="left"/>
+      <w:pPr>
+        <w:tabs>
+          <w:tab w:val="num" w:pos="2880"/>
+        </w:tabs>
+        <w:ind w:left="2880" w:hanging="360"/>
+      </w:pPr>
+    </w:lvl>
+    <w:lvl w:ilvl="4" w:tentative="1">
+      <w:start w:val="1"/>
+      <w:numFmt w:val="decimal"/>
+      <w:lvlText w:val="%5."/>
+      <w:lvlJc w:val="left"/>
+      <w:pPr>
+        <w:tabs>
+          <w:tab w:val="num" w:pos="3600"/>
+        </w:tabs>
+        <w:ind w:left="3600" w:hanging="360"/>
+      </w:pPr>
+    </w:lvl>
+    <w:lvl w:ilvl="5" w:tentative="1">
+      <w:start w:val="1"/>
+      <w:numFmt w:val="decimal"/>
+      <w:lvlText w:val="%6."/>
+      <w:lvlJc w:val="left"/>
+      <w:pPr>
+        <w:tabs>
+          <w:tab w:val="num" w:pos="4320"/>
+        </w:tabs>
+        <w:ind w:left="4320" w:hanging="360"/>
+      </w:pPr>
+    </w:lvl>
+    <w:lvl w:ilvl="6" w:tentative="1">
+      <w:start w:val="1"/>
+      <w:numFmt w:val="decimal"/>
+      <w:lvlText w:val="%7."/>
+      <w:lvlJc w:val="left"/>
+      <w:pPr>
+        <w:tabs>
+          <w:tab w:val="num" w:pos="5040"/>
+        </w:tabs>
+        <w:ind w:left="5040" w:hanging="360"/>
+      </w:pPr>
+    </w:lvl>
+    <w:lvl w:ilvl="7" w:tentative="1">
+      <w:start w:val="1"/>
+      <w:numFmt w:val="decimal"/>
+      <w:lvlText w:val="%8."/>
+      <w:lvlJc w:val="left"/>
+      <w:pPr>
+        <w:tabs>
+          <w:tab w:val="num" w:pos="5760"/>
+        </w:tabs>
+        <w:ind w:left="5760" w:hanging="360"/>
+      </w:pPr>
+    </w:lvl>
+    <w:lvl w:ilvl="8" w:tentative="1">
+      <w:start w:val="1"/>
+      <w:numFmt w:val="decimal"/>
+      <w:lvlText w:val="%9."/>
+      <w:lvlJc w:val="left"/>
+      <w:pPr>
+        <w:tabs>
+          <w:tab w:val="num" w:pos="6480"/>
+        </w:tabs>
+        <w:ind w:left="6480" w:hanging="360"/>
+      </w:pPr>
+    </w:lvl>
+  </w:abstractNum>
   <w:num w:numId="1" w16cid:durableId="937637353">
-    <w:abstractNumId w:val="4"/>
+    <w:abstractNumId w:val="8"/>
   </w:num>
   <w:num w:numId="2" w16cid:durableId="1368603700">
-    <w:abstractNumId w:val="7"/>
+    <w:abstractNumId w:val="16"/>
   </w:num>
   <w:num w:numId="3" w16cid:durableId="1842231805">
-    <w:abstractNumId w:val="6"/>
+    <w:abstractNumId w:val="14"/>
   </w:num>
   <w:num w:numId="4" w16cid:durableId="341511422">
-    <w:abstractNumId w:val="8"/>
+    <w:abstractNumId w:val="17"/>
   </w:num>
   <w:num w:numId="5" w16cid:durableId="1478380785">
-    <w:abstractNumId w:val="1"/>
+    <w:abstractNumId w:val="2"/>
   </w:num>
   <w:num w:numId="6" w16cid:durableId="1547181748">
     <w:abstractNumId w:val="0"/>
   </w:num>
   <w:num w:numId="7" w16cid:durableId="1660769792">
+    <w:abstractNumId w:val="10"/>
+  </w:num>
+  <w:num w:numId="8" w16cid:durableId="1181356403">
+    <w:abstractNumId w:val="6"/>
+  </w:num>
+  <w:num w:numId="9" w16cid:durableId="985430952">
+    <w:abstractNumId w:val="3"/>
+  </w:num>
+  <w:num w:numId="10" w16cid:durableId="1471047751">
+    <w:abstractNumId w:val="19"/>
+  </w:num>
+  <w:num w:numId="11" w16cid:durableId="650983718">
+    <w:abstractNumId w:val="7"/>
+  </w:num>
+  <w:num w:numId="12" w16cid:durableId="142745714">
+    <w:abstractNumId w:val="9"/>
+  </w:num>
+  <w:num w:numId="13" w16cid:durableId="1677725595">
+    <w:abstractNumId w:val="20"/>
+  </w:num>
+  <w:num w:numId="14" w16cid:durableId="137770906">
+    <w:abstractNumId w:val="15"/>
+  </w:num>
+  <w:num w:numId="15" w16cid:durableId="1125470641">
+    <w:abstractNumId w:val="13"/>
+  </w:num>
+  <w:num w:numId="16" w16cid:durableId="363792087">
+    <w:abstractNumId w:val="11"/>
+  </w:num>
+  <w:num w:numId="17" w16cid:durableId="1861772527">
+    <w:abstractNumId w:val="1"/>
+  </w:num>
+  <w:num w:numId="18" w16cid:durableId="344407584">
+    <w:abstractNumId w:val="18"/>
+  </w:num>
+  <w:num w:numId="19" w16cid:durableId="1171681712">
     <w:abstractNumId w:val="5"/>
   </w:num>
-  <w:num w:numId="8" w16cid:durableId="1181356403">
-    <w:abstractNumId w:val="3"/>
+  <w:num w:numId="20" w16cid:durableId="1945991833">
+    <w:abstractNumId w:val="12"/>
   </w:num>
-  <w:num w:numId="9" w16cid:durableId="985430952">
-    <w:abstractNumId w:val="2"/>
-  </w:num>
-  <w:num w:numId="10" w16cid:durableId="1471047751">
-    <w:abstractNumId w:val="9"/>
+  <w:num w:numId="21" w16cid:durableId="1540044532">
+    <w:abstractNumId w:val="4"/>
   </w:num>
 </w:numbering>
 </file>
